--- a/pyq-memory/norcet8m_s1.docx
+++ b/pyq-memory/norcet8m_s1.docx
@@ -4356,6 +4356,3332 @@
       </w:r>
       <w:r>
         <w:t>Never bag a diaphragmatic hernia.</w:t>
+      </w:r>
+    </w:p>
+    <w:p>
+      <w:pPr>
+        <w:spacing w:after="0" w:before="0"/>
+      </w:pPr>
+      <w:r>
+        <w:rPr>
+          <w:b/>
+          <w:i w:val="0"/>
+          <w:sz w:val="21"/>
+        </w:rPr>
+        <w:t>Positive Marks: 1    Negative Marks: 0.25</w:t>
+      </w:r>
+    </w:p>
+    <w:p>
+      <w:pPr>
+        <w:spacing w:before="280" w:after="40"/>
+      </w:pPr>
+      <w:r>
+        <w:rPr>
+          <w:b/>
+        </w:rPr>
+        <w:t xml:space="preserve">Question: </w:t>
+      </w:r>
+      <w:r>
+        <w:t>In which of the following conditions is a pulse deficit typically observed? (MSN)</w:t>
+      </w:r>
+    </w:p>
+    <w:p>
+      <w:pPr>
+        <w:spacing w:after="20" w:before="0"/>
+      </w:pPr>
+      <w:r>
+        <w:rPr>
+          <w:b w:val="0"/>
+          <w:i w:val="0"/>
+          <w:sz w:val="21"/>
+        </w:rPr>
+        <w:t>(a)  Atrial fibrillation</w:t>
+      </w:r>
+    </w:p>
+    <w:p>
+      <w:pPr>
+        <w:spacing w:after="20" w:before="0"/>
+      </w:pPr>
+      <w:r>
+        <w:rPr>
+          <w:b w:val="0"/>
+          <w:i w:val="0"/>
+          <w:sz w:val="21"/>
+        </w:rPr>
+        <w:t>(b)  Acute myocardial infarction</w:t>
+      </w:r>
+    </w:p>
+    <w:p>
+      <w:pPr>
+        <w:spacing w:after="20" w:before="0"/>
+      </w:pPr>
+      <w:r>
+        <w:rPr>
+          <w:b w:val="0"/>
+          <w:i w:val="0"/>
+          <w:sz w:val="21"/>
+        </w:rPr>
+        <w:t>(c)  Congestive heart failure</w:t>
+      </w:r>
+    </w:p>
+    <w:p>
+      <w:pPr>
+        <w:spacing w:after="20" w:before="0"/>
+      </w:pPr>
+      <w:r>
+        <w:rPr>
+          <w:b w:val="0"/>
+          <w:i w:val="0"/>
+          <w:sz w:val="21"/>
+        </w:rPr>
+        <w:t>(d)  Peripheral artery disease</w:t>
+      </w:r>
+    </w:p>
+    <w:p>
+      <w:pPr>
+        <w:spacing w:after="80" w:before="0"/>
+      </w:pPr>
+      <w:r>
+        <w:rPr>
+          <w:b/>
+          <w:i w:val="0"/>
+          <w:sz w:val="22"/>
+        </w:rPr>
+        <w:t>Answer: a</w:t>
+      </w:r>
+    </w:p>
+    <w:p>
+      <w:pPr>
+        <w:spacing w:after="20"/>
+      </w:pPr>
+      <w:r>
+        <w:rPr>
+          <w:b/>
+        </w:rPr>
+        <w:t xml:space="preserve">Solution: </w:t>
+      </w:r>
+      <w:r>
+        <w:rPr>
+          <w:b/>
+          <w:color w:val="1E7B1E"/>
+        </w:rPr>
+        <w:t xml:space="preserve">✅ Correct Answer: </w:t>
+      </w:r>
+      <w:r>
+        <w:rPr>
+          <w:b/>
+          <w:color w:val="1E7B1E"/>
+        </w:rPr>
+        <w:t>a</w:t>
+      </w:r>
+    </w:p>
+    <w:p>
+      <w:pPr>
+        <w:spacing w:after="20" w:before="0"/>
+      </w:pPr>
+      <w:r>
+        <w:rPr>
+          <w:b/>
+        </w:rPr>
+        <w:t xml:space="preserve">🧠 Clinical Rationale: </w:t>
+      </w:r>
+      <w:r>
+        <w:t>PULSE DEFICIT — the difference between APICAL and RADIAL pulse rates — is classically seen in ATRIAL FIBRILLATION because many weak ventricular beats produce sounds at the apex but fail to generate a palpable peripheral pulse. It can also occur with other irregular/weak-pulse rhythms (e.g., ectopic beats).</w:t>
+      </w:r>
+    </w:p>
+    <w:p>
+      <w:pPr>
+        <w:spacing w:after="20" w:before="0"/>
+      </w:pPr>
+      <w:r>
+        <w:rPr>
+          <w:b/>
+        </w:rPr>
+        <w:t xml:space="preserve">🔍 Key Clues: </w:t>
+      </w:r>
+      <w:r>
+        <w:t>Count apical + radial together; deficit = beats heard but not felt (AF).</w:t>
+      </w:r>
+    </w:p>
+    <w:p>
+      <w:pPr>
+        <w:spacing w:after="20" w:before="0"/>
+      </w:pPr>
+      <w:r>
+        <w:rPr>
+          <w:b/>
+        </w:rPr>
+        <w:t xml:space="preserve">🚨 Priority Principle: </w:t>
+      </w:r>
+      <w:r>
+        <w:t>Recall the core fact precisely, then apply it to the clinical context.</w:t>
+      </w:r>
+    </w:p>
+    <w:p>
+      <w:pPr>
+        <w:spacing w:after="20" w:before="0"/>
+      </w:pPr>
+      <w:r>
+        <w:rPr>
+          <w:b/>
+        </w:rPr>
+        <w:t xml:space="preserve">❌ Why Not Other Options: </w:t>
+      </w:r>
+      <w:r>
+        <w:t>b — MI alone does not cause pulse deficit. | c — CHF is not defined by pulse deficit. | d — PAD causes absent pulses, not a count difference.</w:t>
+      </w:r>
+    </w:p>
+    <w:p>
+      <w:pPr>
+        <w:spacing w:after="20" w:before="0"/>
+      </w:pPr>
+      <w:r>
+        <w:rPr>
+          <w:b/>
+          <w:color w:val="B45F06"/>
+        </w:rPr>
+        <w:t xml:space="preserve">⚠️ Exam Trap: </w:t>
+      </w:r>
+      <w:r>
+        <w:t>In AF, ALWAYS count the apical pulse for a full minute when assessing rate.</w:t>
+      </w:r>
+    </w:p>
+    <w:p>
+      <w:pPr>
+        <w:spacing w:after="20" w:before="0"/>
+      </w:pPr>
+      <w:r>
+        <w:rPr>
+          <w:b/>
+        </w:rPr>
+        <w:t xml:space="preserve">🩺 Clinical Thinking: </w:t>
+      </w:r>
+      <w:r>
+        <w:t>Recall (the key fact) → Connect (related high-yield facts) → Apply (exam context).</w:t>
+      </w:r>
+    </w:p>
+    <w:p>
+      <w:pPr>
+        <w:spacing w:after="20" w:before="0"/>
+      </w:pPr>
+      <w:r>
+        <w:rPr>
+          <w:b/>
+          <w:color w:val="1F3A5F"/>
+        </w:rPr>
+        <w:t xml:space="preserve">💎 PNC Pearl: </w:t>
+      </w:r>
+      <w:r>
+        <w:t>Pulse deficit = AF.</w:t>
+      </w:r>
+    </w:p>
+    <w:p>
+      <w:pPr>
+        <w:spacing w:after="0" w:before="0"/>
+      </w:pPr>
+      <w:r>
+        <w:rPr>
+          <w:b/>
+          <w:i w:val="0"/>
+          <w:sz w:val="21"/>
+        </w:rPr>
+        <w:t>Positive Marks: 1    Negative Marks: 0.25</w:t>
+      </w:r>
+    </w:p>
+    <w:p>
+      <w:pPr>
+        <w:spacing w:before="280" w:after="40"/>
+      </w:pPr>
+      <w:r>
+        <w:rPr>
+          <w:b/>
+        </w:rPr>
+        <w:t xml:space="preserve">Question: </w:t>
+      </w:r>
+      <w:r>
+        <w:t>What condition is depicted in this image? (MSN)</w:t>
+      </w:r>
+    </w:p>
+    <w:p>
+      <w:pPr>
+        <w:spacing w:after="40" w:before="0"/>
+      </w:pPr>
+      <w:r>
+        <w:rPr>
+          <w:b w:val="0"/>
+          <w:i/>
+          <w:color w:val="B45F06"/>
+          <w:sz w:val="20"/>
+        </w:rPr>
+        <w:t>[ IMAGE: N8-M22 — image in the Image Bank, to be inserted ]</w:t>
+      </w:r>
+    </w:p>
+    <w:p>
+      <w:pPr>
+        <w:spacing w:after="20" w:before="0"/>
+      </w:pPr>
+      <w:r>
+        <w:rPr>
+          <w:b w:val="0"/>
+          <w:i w:val="0"/>
+          <w:sz w:val="21"/>
+        </w:rPr>
+        <w:t>(a)  Psoriasis</w:t>
+      </w:r>
+    </w:p>
+    <w:p>
+      <w:pPr>
+        <w:spacing w:after="20" w:before="0"/>
+      </w:pPr>
+      <w:r>
+        <w:rPr>
+          <w:b w:val="0"/>
+          <w:i w:val="0"/>
+          <w:sz w:val="21"/>
+        </w:rPr>
+        <w:t>(b)  Eczema</w:t>
+      </w:r>
+    </w:p>
+    <w:p>
+      <w:pPr>
+        <w:spacing w:after="20" w:before="0"/>
+      </w:pPr>
+      <w:r>
+        <w:rPr>
+          <w:b w:val="0"/>
+          <w:i w:val="0"/>
+          <w:sz w:val="21"/>
+        </w:rPr>
+        <w:t>(c)  Steven-Johnson syndrome</w:t>
+      </w:r>
+    </w:p>
+    <w:p>
+      <w:pPr>
+        <w:spacing w:after="20" w:before="0"/>
+      </w:pPr>
+      <w:r>
+        <w:rPr>
+          <w:b w:val="0"/>
+          <w:i w:val="0"/>
+          <w:sz w:val="21"/>
+        </w:rPr>
+        <w:t>(d)  Chickenpox</w:t>
+      </w:r>
+    </w:p>
+    <w:p>
+      <w:pPr>
+        <w:spacing w:after="80" w:before="0"/>
+      </w:pPr>
+      <w:r>
+        <w:rPr>
+          <w:b/>
+          <w:i w:val="0"/>
+          <w:sz w:val="22"/>
+        </w:rPr>
+        <w:t>Answer: c</w:t>
+      </w:r>
+    </w:p>
+    <w:p>
+      <w:pPr>
+        <w:spacing w:after="20"/>
+      </w:pPr>
+      <w:r>
+        <w:rPr>
+          <w:b/>
+        </w:rPr>
+        <w:t xml:space="preserve">Solution: </w:t>
+      </w:r>
+      <w:r>
+        <w:rPr>
+          <w:b/>
+          <w:color w:val="1E7B1E"/>
+        </w:rPr>
+        <w:t xml:space="preserve">✅ Correct Answer: </w:t>
+      </w:r>
+      <w:r>
+        <w:rPr>
+          <w:b/>
+          <w:color w:val="1E7B1E"/>
+        </w:rPr>
+        <w:t>c</w:t>
+      </w:r>
+    </w:p>
+    <w:p>
+      <w:pPr>
+        <w:spacing w:after="20" w:before="0"/>
+      </w:pPr>
+      <w:r>
+        <w:rPr>
+          <w:b/>
+        </w:rPr>
+        <w:t xml:space="preserve">🧠 Clinical Rationale: </w:t>
+      </w:r>
+      <w:r>
+        <w:t>STEVENS-JOHNSON SYNDROME (SJS) presents with a rapidly spreading MACULAR/PURPURIC rash with EPIDERMAL DETACHMENT, mucocutaneous involvement (mouth, eyes, genitals), skin pain, and often a history of recent drug exposure (anticonvulsants, sulfonamides, allopurinol, NSAIDs). It is a medical emergency with a positive Nikolsky sign and risk of toxic epidermal necrolysis.</w:t>
+      </w:r>
+    </w:p>
+    <w:p>
+      <w:pPr>
+        <w:spacing w:after="20" w:before="0"/>
+      </w:pPr>
+      <w:r>
+        <w:rPr>
+          <w:b/>
+        </w:rPr>
+        <w:t xml:space="preserve">🔍 Key Clues: </w:t>
+      </w:r>
+      <w:r>
+        <w:t>Drug history + widespread skin detachment + mucosal erosions = SJS.</w:t>
+      </w:r>
+    </w:p>
+    <w:p>
+      <w:pPr>
+        <w:spacing w:after="20" w:before="0"/>
+      </w:pPr>
+      <w:r>
+        <w:rPr>
+          <w:b/>
+        </w:rPr>
+        <w:t xml:space="preserve">🚨 Priority Principle: </w:t>
+      </w:r>
+      <w:r>
+        <w:t>Recall the core fact precisely, then apply it to the clinical context.</w:t>
+      </w:r>
+    </w:p>
+    <w:p>
+      <w:pPr>
+        <w:spacing w:after="20" w:before="0"/>
+      </w:pPr>
+      <w:r>
+        <w:rPr>
+          <w:b/>
+        </w:rPr>
+        <w:t xml:space="preserve">❌ Why Not Other Options: </w:t>
+      </w:r>
+      <w:r>
+        <w:t>a — Psoriasis = silvery scaly plaques. | b — Eczema = itchy erythematous papulovesicles. | d — Chickenpox = vesicular rash in crops.</w:t>
+      </w:r>
+    </w:p>
+    <w:p>
+      <w:pPr>
+        <w:spacing w:after="20" w:before="0"/>
+      </w:pPr>
+      <w:r>
+        <w:rPr>
+          <w:b/>
+          <w:color w:val="B45F06"/>
+        </w:rPr>
+        <w:t xml:space="preserve">⚠️ Exam Trap: </w:t>
+      </w:r>
+      <w:r>
+        <w:t>SJS/TEN: stop the culprit drug, protect skin, fluid/electrolyte resuscitation, burn-unit care.</w:t>
+      </w:r>
+    </w:p>
+    <w:p>
+      <w:pPr>
+        <w:spacing w:after="20" w:before="0"/>
+      </w:pPr>
+      <w:r>
+        <w:rPr>
+          <w:b/>
+        </w:rPr>
+        <w:t xml:space="preserve">🩺 Clinical Thinking: </w:t>
+      </w:r>
+      <w:r>
+        <w:t>Recall (the key fact) → Connect (related high-yield facts) → Apply (exam context).</w:t>
+      </w:r>
+    </w:p>
+    <w:p>
+      <w:pPr>
+        <w:spacing w:after="20" w:before="0"/>
+      </w:pPr>
+      <w:r>
+        <w:rPr>
+          <w:b/>
+          <w:color w:val="1F3A5F"/>
+        </w:rPr>
+        <w:t xml:space="preserve">💎 PNC Pearl: </w:t>
+      </w:r>
+      <w:r>
+        <w:t>Widespread epidermal detachment + mucosal lesions = SJS.</w:t>
+      </w:r>
+    </w:p>
+    <w:p>
+      <w:pPr>
+        <w:spacing w:after="0" w:before="0"/>
+      </w:pPr>
+      <w:r>
+        <w:rPr>
+          <w:b/>
+          <w:i w:val="0"/>
+          <w:sz w:val="21"/>
+        </w:rPr>
+        <w:t>Positive Marks: 1    Negative Marks: 0.25</w:t>
+      </w:r>
+    </w:p>
+    <w:p>
+      <w:pPr>
+        <w:spacing w:before="280" w:after="40"/>
+      </w:pPr>
+      <w:r>
+        <w:rPr>
+          <w:b/>
+        </w:rPr>
+        <w:t xml:space="preserve">Question: </w:t>
+      </w:r>
+      <w:r>
+        <w:t>A lumbar puncture is planned for a patient. The presence of which condition, accessible via fundoscopy, would be a major contraindication due to the risk of brain herniation? (MSN)</w:t>
+      </w:r>
+    </w:p>
+    <w:p>
+      <w:pPr>
+        <w:spacing w:after="20" w:before="0"/>
+      </w:pPr>
+      <w:r>
+        <w:rPr>
+          <w:b w:val="0"/>
+          <w:i w:val="0"/>
+          <w:sz w:val="21"/>
+        </w:rPr>
+        <w:t>(a)  Cataracts</w:t>
+      </w:r>
+    </w:p>
+    <w:p>
+      <w:pPr>
+        <w:spacing w:after="20" w:before="0"/>
+      </w:pPr>
+      <w:r>
+        <w:rPr>
+          <w:b w:val="0"/>
+          <w:i w:val="0"/>
+          <w:sz w:val="21"/>
+        </w:rPr>
+        <w:t>(b)  Glaucoma</w:t>
+      </w:r>
+    </w:p>
+    <w:p>
+      <w:pPr>
+        <w:spacing w:after="20" w:before="0"/>
+      </w:pPr>
+      <w:r>
+        <w:rPr>
+          <w:b w:val="0"/>
+          <w:i w:val="0"/>
+          <w:sz w:val="21"/>
+        </w:rPr>
+        <w:t>(c)  Papilledema</w:t>
+      </w:r>
+    </w:p>
+    <w:p>
+      <w:pPr>
+        <w:spacing w:after="20" w:before="0"/>
+      </w:pPr>
+      <w:r>
+        <w:rPr>
+          <w:b w:val="0"/>
+          <w:i w:val="0"/>
+          <w:sz w:val="21"/>
+        </w:rPr>
+        <w:t>(d)  Diabetic retinopathy</w:t>
+      </w:r>
+    </w:p>
+    <w:p>
+      <w:pPr>
+        <w:spacing w:after="80" w:before="0"/>
+      </w:pPr>
+      <w:r>
+        <w:rPr>
+          <w:b/>
+          <w:i w:val="0"/>
+          <w:sz w:val="22"/>
+        </w:rPr>
+        <w:t>Answer: c</w:t>
+      </w:r>
+    </w:p>
+    <w:p>
+      <w:pPr>
+        <w:spacing w:after="20"/>
+      </w:pPr>
+      <w:r>
+        <w:rPr>
+          <w:b/>
+        </w:rPr>
+        <w:t xml:space="preserve">Solution: </w:t>
+      </w:r>
+      <w:r>
+        <w:rPr>
+          <w:b/>
+          <w:color w:val="1E7B1E"/>
+        </w:rPr>
+        <w:t xml:space="preserve">✅ Correct Answer: </w:t>
+      </w:r>
+      <w:r>
+        <w:rPr>
+          <w:b/>
+          <w:color w:val="1E7B1E"/>
+        </w:rPr>
+        <w:t>c</w:t>
+      </w:r>
+    </w:p>
+    <w:p>
+      <w:pPr>
+        <w:spacing w:after="20" w:before="0"/>
+      </w:pPr>
+      <w:r>
+        <w:rPr>
+          <w:b/>
+        </w:rPr>
+        <w:t xml:space="preserve">🧠 Clinical Rationale: </w:t>
+      </w:r>
+      <w:r>
+        <w:t>PAPILLEDEMA (swollen optic disc on FUNDOSCOPY) indicates RAISED INTRACRANIAL PRESSURE — performing an LP in this setting risks BRAIN HERNIATION (coning). A CT scan is done before LP when raised ICP is suspected; fundoscopy is the bedside screen for it.</w:t>
+      </w:r>
+    </w:p>
+    <w:p>
+      <w:pPr>
+        <w:spacing w:after="20" w:before="0"/>
+      </w:pPr>
+      <w:r>
+        <w:rPr>
+          <w:b/>
+        </w:rPr>
+        <w:t xml:space="preserve">🔍 Key Clues: </w:t>
+      </w:r>
+      <w:r>
+        <w:t>Fundoscopy → papilledema = ↑ICP = LP contraindicated (herniation risk).</w:t>
+      </w:r>
+    </w:p>
+    <w:p>
+      <w:pPr>
+        <w:spacing w:after="20" w:before="0"/>
+      </w:pPr>
+      <w:r>
+        <w:rPr>
+          <w:b/>
+        </w:rPr>
+        <w:t xml:space="preserve">🚨 Priority Principle: </w:t>
+      </w:r>
+      <w:r>
+        <w:t>Medication safety — the right drug, right dose, right route, right time and right patient — governs every administration decision.</w:t>
+      </w:r>
+    </w:p>
+    <w:p>
+      <w:pPr>
+        <w:spacing w:after="20" w:before="0"/>
+      </w:pPr>
+      <w:r>
+        <w:rPr>
+          <w:b/>
+        </w:rPr>
+        <w:t xml:space="preserve">❌ Why Not Other Options: </w:t>
+      </w:r>
+      <w:r>
+        <w:t>a — Cataracts do not reflect ICP. | b — Glaucoma affects intraocular, not intracranial, pressure. | d — Diabetic retinopathy is unrelated to ICP.</w:t>
+      </w:r>
+    </w:p>
+    <w:p>
+      <w:pPr>
+        <w:spacing w:after="20" w:before="0"/>
+      </w:pPr>
+      <w:r>
+        <w:rPr>
+          <w:b/>
+          <w:color w:val="B45F06"/>
+        </w:rPr>
+        <w:t xml:space="preserve">⚠️ Exam Trap: </w:t>
+      </w:r>
+      <w:r>
+        <w:t>Raised ICP from a mass lesion is the danger — LP can cause tonsillar/cingulate herniation.</w:t>
+      </w:r>
+    </w:p>
+    <w:p>
+      <w:pPr>
+        <w:spacing w:after="20" w:before="0"/>
+      </w:pPr>
+      <w:r>
+        <w:rPr>
+          <w:b/>
+        </w:rPr>
+        <w:t xml:space="preserve">🩺 Clinical Thinking: </w:t>
+      </w:r>
+      <w:r>
+        <w:t>Recall (the key fact) → Connect (related high-yield facts) → Apply (exam context).</w:t>
+      </w:r>
+    </w:p>
+    <w:p>
+      <w:pPr>
+        <w:spacing w:after="20" w:before="0"/>
+      </w:pPr>
+      <w:r>
+        <w:rPr>
+          <w:b/>
+          <w:color w:val="1F3A5F"/>
+        </w:rPr>
+        <w:t xml:space="preserve">💎 PNC Pearl: </w:t>
+      </w:r>
+      <w:r>
+        <w:t>Papilledema = no LP without imaging.</w:t>
+      </w:r>
+    </w:p>
+    <w:p>
+      <w:pPr>
+        <w:spacing w:after="0" w:before="0"/>
+      </w:pPr>
+      <w:r>
+        <w:rPr>
+          <w:b/>
+          <w:i w:val="0"/>
+          <w:sz w:val="21"/>
+        </w:rPr>
+        <w:t>Positive Marks: 1    Negative Marks: 0.25</w:t>
+      </w:r>
+    </w:p>
+    <w:p>
+      <w:pPr>
+        <w:spacing w:before="280" w:after="40"/>
+      </w:pPr>
+      <w:r>
+        <w:rPr>
+          <w:b/>
+        </w:rPr>
+        <w:t xml:space="preserve">Question: </w:t>
+      </w:r>
+      <w:r>
+        <w:t>What is the correct hand position when initiating the Allen test to assess collateral circulation before radial artery cannulation or puncture? (MSN)</w:t>
+      </w:r>
+    </w:p>
+    <w:p>
+      <w:pPr>
+        <w:spacing w:after="20" w:before="0"/>
+      </w:pPr>
+      <w:r>
+        <w:rPr>
+          <w:b w:val="0"/>
+          <w:i w:val="0"/>
+          <w:sz w:val="21"/>
+        </w:rPr>
+        <w:t>(a)  Hand clenched into a fist while both radial and ulnar arteries are occluded.</w:t>
+      </w:r>
+    </w:p>
+    <w:p>
+      <w:pPr>
+        <w:spacing w:after="20" w:before="0"/>
+      </w:pPr>
+      <w:r>
+        <w:rPr>
+          <w:b w:val="0"/>
+          <w:i w:val="0"/>
+          <w:sz w:val="21"/>
+        </w:rPr>
+        <w:t>(b)  Hand held open and relaxed while applying pressure to the brachial artery.</w:t>
+      </w:r>
+    </w:p>
+    <w:p>
+      <w:pPr>
+        <w:spacing w:after="20" w:before="0"/>
+      </w:pPr>
+      <w:r>
+        <w:rPr>
+          <w:b w:val="0"/>
+          <w:i w:val="0"/>
+          <w:sz w:val="21"/>
+        </w:rPr>
+        <w:t>(c)  Wrist hyperextended while occluding the ulnar artery only.</w:t>
+      </w:r>
+    </w:p>
+    <w:p>
+      <w:pPr>
+        <w:spacing w:after="20" w:before="0"/>
+      </w:pPr>
+      <w:r>
+        <w:rPr>
+          <w:b w:val="0"/>
+          <w:i w:val="0"/>
+          <w:sz w:val="21"/>
+        </w:rPr>
+        <w:t>(d)  Fingers passively flexed while applying pressure to the radial artery only</w:t>
+      </w:r>
+    </w:p>
+    <w:p>
+      <w:pPr>
+        <w:spacing w:after="80" w:before="0"/>
+      </w:pPr>
+      <w:r>
+        <w:rPr>
+          <w:b/>
+          <w:i w:val="0"/>
+          <w:sz w:val="22"/>
+        </w:rPr>
+        <w:t>Answer: a</w:t>
+      </w:r>
+    </w:p>
+    <w:p>
+      <w:pPr>
+        <w:spacing w:after="20"/>
+      </w:pPr>
+      <w:r>
+        <w:rPr>
+          <w:b/>
+        </w:rPr>
+        <w:t xml:space="preserve">Solution: </w:t>
+      </w:r>
+      <w:r>
+        <w:rPr>
+          <w:b/>
+          <w:color w:val="1E7B1E"/>
+        </w:rPr>
+        <w:t xml:space="preserve">✅ Correct Answer: </w:t>
+      </w:r>
+      <w:r>
+        <w:rPr>
+          <w:b/>
+          <w:color w:val="1E7B1E"/>
+        </w:rPr>
+        <w:t>a</w:t>
+      </w:r>
+    </w:p>
+    <w:p>
+      <w:pPr>
+        <w:spacing w:after="20" w:before="0"/>
+      </w:pPr>
+      <w:r>
+        <w:rPr>
+          <w:b/>
+        </w:rPr>
+        <w:t xml:space="preserve">🧠 Clinical Rationale: </w:t>
+      </w:r>
+      <w:r>
+        <w:t>ALLEN TEST: the patient CLENCHES THE FIST while the nurse OCCLUDES BOTH the radial AND ulnar arteries at the wrist; the hand is then opened and one artery released — if the PALMAR ARCH refills (flush within ~5-15 seconds), collateral flow is adequate. A positive (patent) test allows safe radial puncture.</w:t>
+      </w:r>
+    </w:p>
+    <w:p>
+      <w:pPr>
+        <w:spacing w:after="20" w:before="0"/>
+      </w:pPr>
+      <w:r>
+        <w:rPr>
+          <w:b/>
+        </w:rPr>
+        <w:t xml:space="preserve">🔍 Key Clues: </w:t>
+      </w:r>
+      <w:r>
+        <w:t>Clench fist + occlude both arteries → open hand → release ulnar → watch flush.</w:t>
+      </w:r>
+    </w:p>
+    <w:p>
+      <w:pPr>
+        <w:spacing w:after="20" w:before="0"/>
+      </w:pPr>
+      <w:r>
+        <w:rPr>
+          <w:b/>
+        </w:rPr>
+        <w:t xml:space="preserve">🚨 Priority Principle: </w:t>
+      </w:r>
+      <w:r>
+        <w:t>Recall the core fact precisely, then apply it to the clinical context.</w:t>
+      </w:r>
+    </w:p>
+    <w:p>
+      <w:pPr>
+        <w:spacing w:after="20" w:before="0"/>
+      </w:pPr>
+      <w:r>
+        <w:rPr>
+          <w:b/>
+        </w:rPr>
+        <w:t xml:space="preserve">❌ Why Not Other Options: </w:t>
+      </w:r>
+      <w:r>
+        <w:t>b — Brachial pressure tests the wrong vessels. | c — Occluding only ulnar misses the point. | d — Radial-only occlusion tests nothing.</w:t>
+      </w:r>
+    </w:p>
+    <w:p>
+      <w:pPr>
+        <w:spacing w:after="20" w:before="0"/>
+      </w:pPr>
+      <w:r>
+        <w:rPr>
+          <w:b/>
+          <w:color w:val="B45F06"/>
+        </w:rPr>
+        <w:t xml:space="preserve">⚠️ Exam Trap: </w:t>
+      </w:r>
+      <w:r>
+        <w:t>Release the ULNAR artery first — delayed/no flush means inadequate collateral (abnormal test: don't puncture radial).</w:t>
+      </w:r>
+    </w:p>
+    <w:p>
+      <w:pPr>
+        <w:spacing w:after="20" w:before="0"/>
+      </w:pPr>
+      <w:r>
+        <w:rPr>
+          <w:b/>
+        </w:rPr>
+        <w:t xml:space="preserve">🩺 Clinical Thinking: </w:t>
+      </w:r>
+      <w:r>
+        <w:t>Recall (the key fact) → Connect (related high-yield facts) → Apply (exam context).</w:t>
+      </w:r>
+    </w:p>
+    <w:p>
+      <w:pPr>
+        <w:spacing w:after="20" w:before="0"/>
+      </w:pPr>
+      <w:r>
+        <w:rPr>
+          <w:b/>
+          <w:color w:val="1F3A5F"/>
+        </w:rPr>
+        <w:t xml:space="preserve">💎 PNC Pearl: </w:t>
+      </w:r>
+      <w:r>
+        <w:t>Allen test: occlude both, release ulnar, watch the hand flush.</w:t>
+      </w:r>
+    </w:p>
+    <w:p>
+      <w:pPr>
+        <w:spacing w:after="0" w:before="0"/>
+      </w:pPr>
+      <w:r>
+        <w:rPr>
+          <w:b/>
+          <w:i w:val="0"/>
+          <w:sz w:val="21"/>
+        </w:rPr>
+        <w:t>Positive Marks: 1    Negative Marks: 0.25</w:t>
+      </w:r>
+    </w:p>
+    <w:p>
+      <w:pPr>
+        <w:spacing w:before="280" w:after="40"/>
+      </w:pPr>
+      <w:r>
+        <w:rPr>
+          <w:b/>
+        </w:rPr>
+        <w:t xml:space="preserve">Question: </w:t>
+      </w:r>
+      <w:r>
+        <w:t>During the Allen test, after occluding both arteries and having the patient open their hand, which artery's pressure is released first to check for palmar arch patency? (MSN)</w:t>
+      </w:r>
+    </w:p>
+    <w:p>
+      <w:pPr>
+        <w:spacing w:after="20" w:before="0"/>
+      </w:pPr>
+      <w:r>
+        <w:rPr>
+          <w:b w:val="0"/>
+          <w:i w:val="0"/>
+          <w:sz w:val="21"/>
+        </w:rPr>
+        <w:t>(a)  Radial artery</w:t>
+      </w:r>
+    </w:p>
+    <w:p>
+      <w:pPr>
+        <w:spacing w:after="20" w:before="0"/>
+      </w:pPr>
+      <w:r>
+        <w:rPr>
+          <w:b w:val="0"/>
+          <w:i w:val="0"/>
+          <w:sz w:val="21"/>
+        </w:rPr>
+        <w:t>(b)  Ulnar artery</w:t>
+      </w:r>
+    </w:p>
+    <w:p>
+      <w:pPr>
+        <w:spacing w:after="20" w:before="0"/>
+      </w:pPr>
+      <w:r>
+        <w:rPr>
+          <w:b w:val="0"/>
+          <w:i w:val="0"/>
+          <w:sz w:val="21"/>
+        </w:rPr>
+        <w:t>(c)  Brachial artery</w:t>
+      </w:r>
+    </w:p>
+    <w:p>
+      <w:pPr>
+        <w:spacing w:after="20" w:before="0"/>
+      </w:pPr>
+      <w:r>
+        <w:rPr>
+          <w:b w:val="0"/>
+          <w:i w:val="0"/>
+          <w:sz w:val="21"/>
+        </w:rPr>
+        <w:t>(d)  Both simultaneously</w:t>
+      </w:r>
+    </w:p>
+    <w:p>
+      <w:pPr>
+        <w:spacing w:after="80" w:before="0"/>
+      </w:pPr>
+      <w:r>
+        <w:rPr>
+          <w:b/>
+          <w:i w:val="0"/>
+          <w:sz w:val="22"/>
+        </w:rPr>
+        <w:t>Answer: b</w:t>
+      </w:r>
+    </w:p>
+    <w:p>
+      <w:pPr>
+        <w:spacing w:after="20"/>
+      </w:pPr>
+      <w:r>
+        <w:rPr>
+          <w:b/>
+        </w:rPr>
+        <w:t xml:space="preserve">Solution: </w:t>
+      </w:r>
+      <w:r>
+        <w:rPr>
+          <w:b/>
+          <w:color w:val="1E7B1E"/>
+        </w:rPr>
+        <w:t xml:space="preserve">✅ Correct Answer: </w:t>
+      </w:r>
+      <w:r>
+        <w:rPr>
+          <w:b/>
+          <w:color w:val="1E7B1E"/>
+        </w:rPr>
+        <w:t>b</w:t>
+      </w:r>
+    </w:p>
+    <w:p>
+      <w:pPr>
+        <w:spacing w:after="20" w:before="0"/>
+      </w:pPr>
+      <w:r>
+        <w:rPr>
+          <w:b/>
+        </w:rPr>
+        <w:t xml:space="preserve">🧠 Clinical Rationale: </w:t>
+      </w:r>
+      <w:r>
+        <w:t>The ULNAR ARTERY is released FIRST during the Allen test — the hand should flush within 5-15 seconds, proving the palmar arch is patent via ulnar supply. If the hand stays pale, ulnar collateral flow is inadequate and radial puncture should NOT be performed.</w:t>
+      </w:r>
+    </w:p>
+    <w:p>
+      <w:pPr>
+        <w:spacing w:after="20" w:before="0"/>
+      </w:pPr>
+      <w:r>
+        <w:rPr>
+          <w:b/>
+        </w:rPr>
+        <w:t xml:space="preserve">🔍 Key Clues: </w:t>
+      </w:r>
+      <w:r>
+        <w:t>Release ulnar first → flush = good collateral circulation.</w:t>
+      </w:r>
+    </w:p>
+    <w:p>
+      <w:pPr>
+        <w:spacing w:after="20" w:before="0"/>
+      </w:pPr>
+      <w:r>
+        <w:rPr>
+          <w:b/>
+        </w:rPr>
+        <w:t xml:space="preserve">🚨 Priority Principle: </w:t>
+      </w:r>
+      <w:r>
+        <w:t>Patient safety and the ABC (airway, breathing, circulation) priorities come before diagnosis, documentation and non-urgent tasks.</w:t>
+      </w:r>
+    </w:p>
+    <w:p>
+      <w:pPr>
+        <w:spacing w:after="20" w:before="0"/>
+      </w:pPr>
+      <w:r>
+        <w:rPr>
+          <w:b/>
+        </w:rPr>
+        <w:t xml:space="preserve">❌ Why Not Other Options: </w:t>
+      </w:r>
+      <w:r>
+        <w:t>a — Radial release tests ulnar-dependence, not the needed collateral. | c — Brachial is not part of the Allen test. | d — Releasing both proves nothing about collateral flow.</w:t>
+      </w:r>
+    </w:p>
+    <w:p>
+      <w:pPr>
+        <w:spacing w:after="20" w:before="0"/>
+      </w:pPr>
+      <w:r>
+        <w:rPr>
+          <w:b/>
+          <w:color w:val="B45F06"/>
+        </w:rPr>
+        <w:t xml:space="preserve">⚠️ Exam Trap: </w:t>
+      </w:r>
+      <w:r>
+        <w:t>Interpretation: normal test = palmar flush on ulnar release; abnormal = pallor persists.</w:t>
+      </w:r>
+    </w:p>
+    <w:p>
+      <w:pPr>
+        <w:spacing w:after="20" w:before="0"/>
+      </w:pPr>
+      <w:r>
+        <w:rPr>
+          <w:b/>
+        </w:rPr>
+        <w:t xml:space="preserve">🩺 Clinical Thinking: </w:t>
+      </w:r>
+      <w:r>
+        <w:t>Identify (the problem) → Stabilize (ABC / patient safety) → Reassess (response) → Document (findings).</w:t>
+      </w:r>
+    </w:p>
+    <w:p>
+      <w:pPr>
+        <w:spacing w:after="20" w:before="0"/>
+      </w:pPr>
+      <w:r>
+        <w:rPr>
+          <w:b/>
+          <w:color w:val="1F3A5F"/>
+        </w:rPr>
+        <w:t xml:space="preserve">💎 PNC Pearl: </w:t>
+      </w:r>
+      <w:r>
+        <w:t>Allen test: ulnar artery released first.</w:t>
+      </w:r>
+    </w:p>
+    <w:p>
+      <w:pPr>
+        <w:spacing w:after="0" w:before="0"/>
+      </w:pPr>
+      <w:r>
+        <w:rPr>
+          <w:b/>
+          <w:i w:val="0"/>
+          <w:sz w:val="21"/>
+        </w:rPr>
+        <w:t>Positive Marks: 1    Negative Marks: 0.25</w:t>
+      </w:r>
+    </w:p>
+    <w:p>
+      <w:pPr>
+        <w:spacing w:before="280" w:after="40"/>
+      </w:pPr>
+      <w:r>
+        <w:rPr>
+          <w:b/>
+        </w:rPr>
+        <w:t xml:space="preserve">Question: </w:t>
+      </w:r>
+      <w:r>
+        <w:t>Which of the following is not included in the SIRS score? (MSN)</w:t>
+      </w:r>
+    </w:p>
+    <w:p>
+      <w:pPr>
+        <w:spacing w:after="20" w:before="0"/>
+      </w:pPr>
+      <w:r>
+        <w:rPr>
+          <w:b w:val="0"/>
+          <w:i w:val="0"/>
+          <w:sz w:val="21"/>
+        </w:rPr>
+        <w:t>(a)  Heart rate&gt;90</w:t>
+      </w:r>
+    </w:p>
+    <w:p>
+      <w:pPr>
+        <w:spacing w:after="20" w:before="0"/>
+      </w:pPr>
+      <w:r>
+        <w:rPr>
+          <w:b w:val="0"/>
+          <w:i w:val="0"/>
+          <w:sz w:val="21"/>
+        </w:rPr>
+        <w:t>(b)  SBP&gt;100 mmHg</w:t>
+      </w:r>
+    </w:p>
+    <w:p>
+      <w:pPr>
+        <w:spacing w:after="20" w:before="0"/>
+      </w:pPr>
+      <w:r>
+        <w:rPr>
+          <w:b w:val="0"/>
+          <w:i w:val="0"/>
+          <w:sz w:val="21"/>
+        </w:rPr>
+        <w:t>(c)  Temperature&gt; 38-degree C</w:t>
+      </w:r>
+    </w:p>
+    <w:p>
+      <w:pPr>
+        <w:spacing w:after="20" w:before="0"/>
+      </w:pPr>
+      <w:r>
+        <w:rPr>
+          <w:b w:val="0"/>
+          <w:i w:val="0"/>
+          <w:sz w:val="21"/>
+        </w:rPr>
+        <w:t>(d)  Respiratory rate&gt;20 breaths/min.</w:t>
+      </w:r>
+    </w:p>
+    <w:p>
+      <w:pPr>
+        <w:spacing w:after="80" w:before="0"/>
+      </w:pPr>
+      <w:r>
+        <w:rPr>
+          <w:b/>
+          <w:i w:val="0"/>
+          <w:sz w:val="22"/>
+        </w:rPr>
+        <w:t>Answer: b</w:t>
+      </w:r>
+    </w:p>
+    <w:p>
+      <w:pPr>
+        <w:spacing w:after="20"/>
+      </w:pPr>
+      <w:r>
+        <w:rPr>
+          <w:b/>
+        </w:rPr>
+        <w:t xml:space="preserve">Solution: </w:t>
+      </w:r>
+      <w:r>
+        <w:rPr>
+          <w:b/>
+          <w:color w:val="1E7B1E"/>
+        </w:rPr>
+        <w:t xml:space="preserve">✅ Correct Answer: </w:t>
+      </w:r>
+      <w:r>
+        <w:rPr>
+          <w:b/>
+          <w:color w:val="1E7B1E"/>
+        </w:rPr>
+        <w:t>b</w:t>
+      </w:r>
+    </w:p>
+    <w:p>
+      <w:pPr>
+        <w:spacing w:after="20" w:before="0"/>
+      </w:pPr>
+      <w:r>
+        <w:rPr>
+          <w:b/>
+        </w:rPr>
+        <w:t xml:space="preserve">🧠 Clinical Rationale: </w:t>
+      </w:r>
+      <w:r>
+        <w:t>SIRS criteria: TEMPERATURE &gt;38°C or &lt;36°C, HEART RATE &gt;90/min, RESPIRATORY RATE &gt;20/min (or PaCO₂ &lt;32 mmHg), and WBC &gt;12,000 or &lt;4,000 (or &gt;10% bands). 'SBP &gt;100 mmHg' is NOT a SIRS criterion — hypotension is part of the sepsis/shock assessment, not the SIRS score.</w:t>
+      </w:r>
+    </w:p>
+    <w:p>
+      <w:pPr>
+        <w:spacing w:after="20" w:before="0"/>
+      </w:pPr>
+      <w:r>
+        <w:rPr>
+          <w:b/>
+        </w:rPr>
+        <w:t xml:space="preserve">🔍 Key Clues: </w:t>
+      </w:r>
+      <w:r>
+        <w:t>SIRS = T, HR, RR, WBC — blood pressure is not one of the four.</w:t>
+      </w:r>
+    </w:p>
+    <w:p>
+      <w:pPr>
+        <w:spacing w:after="20" w:before="0"/>
+      </w:pPr>
+      <w:r>
+        <w:rPr>
+          <w:b/>
+        </w:rPr>
+        <w:t xml:space="preserve">🚨 Priority Principle: </w:t>
+      </w:r>
+      <w:r>
+        <w:t>Recall the core fact precisely, then apply it to the clinical context.</w:t>
+      </w:r>
+    </w:p>
+    <w:p>
+      <w:pPr>
+        <w:spacing w:after="20" w:before="0"/>
+      </w:pPr>
+      <w:r>
+        <w:rPr>
+          <w:b/>
+        </w:rPr>
+        <w:t xml:space="preserve">❌ Why Not Other Options: </w:t>
+      </w:r>
+      <w:r>
+        <w:t>a — HR &gt; 90 IS a SIRS criterion. | c — Temp &gt; 38°C IS a criterion. | d — RR &gt; 20 IS a criterion.</w:t>
+      </w:r>
+    </w:p>
+    <w:p>
+      <w:pPr>
+        <w:spacing w:after="20" w:before="0"/>
+      </w:pPr>
+      <w:r>
+        <w:rPr>
+          <w:b/>
+          <w:color w:val="B45F06"/>
+        </w:rPr>
+        <w:t xml:space="preserve">⚠️ Exam Trap: </w:t>
+      </w:r>
+      <w:r>
+        <w:t>Two SIRS criteria + infection = sepsis; SIRS is about inflammation, BP drops later in shock.</w:t>
+      </w:r>
+    </w:p>
+    <w:p>
+      <w:pPr>
+        <w:spacing w:after="20" w:before="0"/>
+      </w:pPr>
+      <w:r>
+        <w:rPr>
+          <w:b/>
+        </w:rPr>
+        <w:t xml:space="preserve">🩺 Clinical Thinking: </w:t>
+      </w:r>
+      <w:r>
+        <w:t>Recall (the key fact) → Connect (related high-yield facts) → Apply (exam context).</w:t>
+      </w:r>
+    </w:p>
+    <w:p>
+      <w:pPr>
+        <w:spacing w:after="20" w:before="0"/>
+      </w:pPr>
+      <w:r>
+        <w:rPr>
+          <w:b/>
+          <w:color w:val="1F3A5F"/>
+        </w:rPr>
+        <w:t xml:space="preserve">💎 PNC Pearl: </w:t>
+      </w:r>
+      <w:r>
+        <w:t>SIRS 4: temp, HR, RR, WBC — no BP.</w:t>
+      </w:r>
+    </w:p>
+    <w:p>
+      <w:pPr>
+        <w:spacing w:after="0" w:before="0"/>
+      </w:pPr>
+      <w:r>
+        <w:rPr>
+          <w:b/>
+          <w:i w:val="0"/>
+          <w:sz w:val="21"/>
+        </w:rPr>
+        <w:t>Positive Marks: 1    Negative Marks: 0.25</w:t>
+      </w:r>
+    </w:p>
+    <w:p>
+      <w:pPr>
+        <w:spacing w:before="280" w:after="40"/>
+      </w:pPr>
+      <w:r>
+        <w:rPr>
+          <w:b/>
+        </w:rPr>
+        <w:t xml:space="preserve">Question: </w:t>
+      </w:r>
+      <w:r>
+        <w:t>Which of the following is a common anticholinergic side effect of Ipratropium Bromide, especially relevant in children? (MSN)</w:t>
+      </w:r>
+    </w:p>
+    <w:p>
+      <w:pPr>
+        <w:spacing w:after="20" w:before="0"/>
+      </w:pPr>
+      <w:r>
+        <w:rPr>
+          <w:b w:val="0"/>
+          <w:i w:val="0"/>
+          <w:sz w:val="21"/>
+        </w:rPr>
+        <w:t>(a)  Excessive salivation</w:t>
+      </w:r>
+    </w:p>
+    <w:p>
+      <w:pPr>
+        <w:spacing w:after="20" w:before="0"/>
+      </w:pPr>
+      <w:r>
+        <w:rPr>
+          <w:b w:val="0"/>
+          <w:i w:val="0"/>
+          <w:sz w:val="21"/>
+        </w:rPr>
+        <w:t>(b)  Bradycardia</w:t>
+      </w:r>
+    </w:p>
+    <w:p>
+      <w:pPr>
+        <w:spacing w:after="20" w:before="0"/>
+      </w:pPr>
+      <w:r>
+        <w:rPr>
+          <w:b w:val="0"/>
+          <w:i w:val="0"/>
+          <w:sz w:val="21"/>
+        </w:rPr>
+        <w:t>(c)  Dry mouth</w:t>
+      </w:r>
+    </w:p>
+    <w:p>
+      <w:pPr>
+        <w:spacing w:after="20" w:before="0"/>
+      </w:pPr>
+      <w:r>
+        <w:rPr>
+          <w:b w:val="0"/>
+          <w:i w:val="0"/>
+          <w:sz w:val="21"/>
+        </w:rPr>
+        <w:t>(d)  Diarrhea</w:t>
+      </w:r>
+    </w:p>
+    <w:p>
+      <w:pPr>
+        <w:spacing w:after="80" w:before="0"/>
+      </w:pPr>
+      <w:r>
+        <w:rPr>
+          <w:b/>
+          <w:i w:val="0"/>
+          <w:sz w:val="22"/>
+        </w:rPr>
+        <w:t>Answer: c</w:t>
+      </w:r>
+    </w:p>
+    <w:p>
+      <w:pPr>
+        <w:spacing w:after="20"/>
+      </w:pPr>
+      <w:r>
+        <w:rPr>
+          <w:b/>
+        </w:rPr>
+        <w:t xml:space="preserve">Solution: </w:t>
+      </w:r>
+      <w:r>
+        <w:rPr>
+          <w:b/>
+          <w:color w:val="1E7B1E"/>
+        </w:rPr>
+        <w:t xml:space="preserve">✅ Correct Answer: </w:t>
+      </w:r>
+      <w:r>
+        <w:rPr>
+          <w:b/>
+          <w:color w:val="1E7B1E"/>
+        </w:rPr>
+        <w:t>c</w:t>
+      </w:r>
+    </w:p>
+    <w:p>
+      <w:pPr>
+        <w:spacing w:after="20" w:before="0"/>
+      </w:pPr>
+      <w:r>
+        <w:rPr>
+          <w:b/>
+        </w:rPr>
+        <w:t xml:space="preserve">🧠 Clinical Rationale: </w:t>
+      </w:r>
+      <w:r>
+        <w:t>IPRATROPIUM BROMIDE is an ANTICHOLINERGIC (antimuscarinic) bronchodilator — its classic side effect is DRY MOUTH (xerostomia) from blockade of cholinergic secretions, along with a dry throat and bitter taste. Salivation, bradycardia and diarrhea are cholinergic (opposite) effects.</w:t>
+      </w:r>
+    </w:p>
+    <w:p>
+      <w:pPr>
+        <w:spacing w:after="20" w:before="0"/>
+      </w:pPr>
+      <w:r>
+        <w:rPr>
+          <w:b/>
+        </w:rPr>
+        <w:t xml:space="preserve">🔍 Key Clues: </w:t>
+      </w:r>
+      <w:r>
+        <w:t>Anticholinergic = dry: dry mouth, dry eyes, urinary retention, constipation.</w:t>
+      </w:r>
+    </w:p>
+    <w:p>
+      <w:pPr>
+        <w:spacing w:after="20" w:before="0"/>
+      </w:pPr>
+      <w:r>
+        <w:rPr>
+          <w:b/>
+        </w:rPr>
+        <w:t xml:space="preserve">🚨 Priority Principle: </w:t>
+      </w:r>
+      <w:r>
+        <w:t>Medication safety — the right drug, right dose, right route, right time and right patient — governs every administration decision.</w:t>
+      </w:r>
+    </w:p>
+    <w:p>
+      <w:pPr>
+        <w:spacing w:after="20" w:before="0"/>
+      </w:pPr>
+      <w:r>
+        <w:rPr>
+          <w:b/>
+        </w:rPr>
+        <w:t xml:space="preserve">❌ Why Not Other Options: </w:t>
+      </w:r>
+      <w:r>
+        <w:t>a — Salivation is a CHOLINERGIC effect. | b — Bradycardia is cholinergic/parasympathetic. | d — Diarrhea is a cholinergic effect.</w:t>
+      </w:r>
+    </w:p>
+    <w:p>
+      <w:pPr>
+        <w:spacing w:after="20" w:before="0"/>
+      </w:pPr>
+      <w:r>
+        <w:rPr>
+          <w:b/>
+          <w:color w:val="B45F06"/>
+        </w:rPr>
+        <w:t xml:space="preserve">⚠️ Exam Trap: </w:t>
+      </w:r>
+      <w:r>
+        <w:t>Anticholinergic mnemonic: 'Can't see, can't pee, can't spit, can't shit'.</w:t>
+      </w:r>
+    </w:p>
+    <w:p>
+      <w:pPr>
+        <w:spacing w:after="20" w:before="0"/>
+      </w:pPr>
+      <w:r>
+        <w:rPr>
+          <w:b/>
+        </w:rPr>
+        <w:t xml:space="preserve">🩺 Clinical Thinking: </w:t>
+      </w:r>
+      <w:r>
+        <w:t>Recall (the key fact) → Connect (related high-yield facts) → Apply (exam context).</w:t>
+      </w:r>
+    </w:p>
+    <w:p>
+      <w:pPr>
+        <w:spacing w:after="20" w:before="0"/>
+      </w:pPr>
+      <w:r>
+        <w:rPr>
+          <w:b/>
+          <w:color w:val="1F3A5F"/>
+        </w:rPr>
+        <w:t xml:space="preserve">💎 PNC Pearl: </w:t>
+      </w:r>
+      <w:r>
+        <w:t>Ipratropium (anticholinergic) → dry mouth.</w:t>
+      </w:r>
+    </w:p>
+    <w:p>
+      <w:pPr>
+        <w:spacing w:after="0" w:before="0"/>
+      </w:pPr>
+      <w:r>
+        <w:rPr>
+          <w:b/>
+          <w:i w:val="0"/>
+          <w:sz w:val="21"/>
+        </w:rPr>
+        <w:t>Positive Marks: 1    Negative Marks: 0.25</w:t>
+      </w:r>
+    </w:p>
+    <w:p>
+      <w:pPr>
+        <w:spacing w:before="280" w:after="40"/>
+      </w:pPr>
+      <w:r>
+        <w:rPr>
+          <w:b/>
+        </w:rPr>
+        <w:t xml:space="preserve">Question: </w:t>
+      </w:r>
+      <w:r>
+        <w:t>What should be closely monitored when administering Digoxin? (MSN)</w:t>
+      </w:r>
+    </w:p>
+    <w:p>
+      <w:pPr>
+        <w:spacing w:after="20" w:before="0"/>
+      </w:pPr>
+      <w:r>
+        <w:rPr>
+          <w:b w:val="0"/>
+          <w:i w:val="0"/>
+          <w:sz w:val="21"/>
+        </w:rPr>
+        <w:t>(a)  Blood sugar levels</w:t>
+      </w:r>
+    </w:p>
+    <w:p>
+      <w:pPr>
+        <w:spacing w:after="20" w:before="0"/>
+      </w:pPr>
+      <w:r>
+        <w:rPr>
+          <w:b w:val="0"/>
+          <w:i w:val="0"/>
+          <w:sz w:val="21"/>
+        </w:rPr>
+        <w:t>(b)  Serum Potassium levels and apical pulse</w:t>
+      </w:r>
+    </w:p>
+    <w:p>
+      <w:pPr>
+        <w:spacing w:after="20" w:before="0"/>
+      </w:pPr>
+      <w:r>
+        <w:rPr>
+          <w:b w:val="0"/>
+          <w:i w:val="0"/>
+          <w:sz w:val="21"/>
+        </w:rPr>
+        <w:t>(c)  Live function test</w:t>
+      </w:r>
+    </w:p>
+    <w:p>
+      <w:pPr>
+        <w:spacing w:after="20" w:before="0"/>
+      </w:pPr>
+      <w:r>
+        <w:rPr>
+          <w:b w:val="0"/>
+          <w:i w:val="0"/>
+          <w:sz w:val="21"/>
+        </w:rPr>
+        <w:t>(d)  Hemoglobin levels</w:t>
+      </w:r>
+    </w:p>
+    <w:p>
+      <w:pPr>
+        <w:spacing w:after="80" w:before="0"/>
+      </w:pPr>
+      <w:r>
+        <w:rPr>
+          <w:b/>
+          <w:i w:val="0"/>
+          <w:sz w:val="22"/>
+        </w:rPr>
+        <w:t>Answer: b</w:t>
+      </w:r>
+    </w:p>
+    <w:p>
+      <w:pPr>
+        <w:spacing w:after="20"/>
+      </w:pPr>
+      <w:r>
+        <w:rPr>
+          <w:b/>
+        </w:rPr>
+        <w:t xml:space="preserve">Solution: </w:t>
+      </w:r>
+      <w:r>
+        <w:rPr>
+          <w:b/>
+          <w:color w:val="1E7B1E"/>
+        </w:rPr>
+        <w:t xml:space="preserve">✅ Correct Answer: </w:t>
+      </w:r>
+      <w:r>
+        <w:rPr>
+          <w:b/>
+          <w:color w:val="1E7B1E"/>
+        </w:rPr>
+        <w:t>b</w:t>
+      </w:r>
+    </w:p>
+    <w:p>
+      <w:pPr>
+        <w:spacing w:after="20" w:before="0"/>
+      </w:pPr>
+      <w:r>
+        <w:rPr>
+          <w:b/>
+        </w:rPr>
+        <w:t xml:space="preserve">🧠 Clinical Rationale: </w:t>
+      </w:r>
+      <w:r>
+        <w:t>DIGOXIN requires close monitoring of SERUM POTASSIUM and the APICAL PULSE. HYPOKALEMIA potentiates digoxin toxicity (arrhythmias) — so potassium levels are essential; and bradycardia/HR &lt; 60 is an indication to HOLD the dose and notify the physician.</w:t>
+      </w:r>
+    </w:p>
+    <w:p>
+      <w:pPr>
+        <w:spacing w:after="20" w:before="0"/>
+      </w:pPr>
+      <w:r>
+        <w:rPr>
+          <w:b/>
+        </w:rPr>
+        <w:t xml:space="preserve">🔍 Key Clues: </w:t>
+      </w:r>
+      <w:r>
+        <w:t>Digoxin: check K+ and apical pulse before each dose.</w:t>
+      </w:r>
+    </w:p>
+    <w:p>
+      <w:pPr>
+        <w:spacing w:after="20" w:before="0"/>
+      </w:pPr>
+      <w:r>
+        <w:rPr>
+          <w:b/>
+        </w:rPr>
+        <w:t xml:space="preserve">🚨 Priority Principle: </w:t>
+      </w:r>
+      <w:r>
+        <w:t>Medication safety — the right drug, right dose, right route, right time and right patient — governs every administration decision.</w:t>
+      </w:r>
+    </w:p>
+    <w:p>
+      <w:pPr>
+        <w:spacing w:after="20" w:before="0"/>
+      </w:pPr>
+      <w:r>
+        <w:rPr>
+          <w:b/>
+        </w:rPr>
+        <w:t xml:space="preserve">❌ Why Not Other Options: </w:t>
+      </w:r>
+      <w:r>
+        <w:t>a — Blood sugar is not affected by digoxin. | c — Liver tests are for hepatotoxic drugs. | d — Hemoglobin is unrelated to digoxin.</w:t>
+      </w:r>
+    </w:p>
+    <w:p>
+      <w:pPr>
+        <w:spacing w:after="20" w:before="0"/>
+      </w:pPr>
+      <w:r>
+        <w:rPr>
+          <w:b/>
+          <w:color w:val="B45F06"/>
+        </w:rPr>
+        <w:t xml:space="preserve">⚠️ Exam Trap: </w:t>
+      </w:r>
+      <w:r>
+        <w:t>Digoxin toxicity: anorexia, nausea, vision changes (yellow-green halos), arrhythmias — treat with digoxin immune Fab.</w:t>
+      </w:r>
+    </w:p>
+    <w:p>
+      <w:pPr>
+        <w:spacing w:after="20" w:before="0"/>
+      </w:pPr>
+      <w:r>
+        <w:rPr>
+          <w:b/>
+        </w:rPr>
+        <w:t xml:space="preserve">🩺 Clinical Thinking: </w:t>
+      </w:r>
+      <w:r>
+        <w:t>Recall (the key fact) → Connect (related high-yield facts) → Apply (exam context).</w:t>
+      </w:r>
+    </w:p>
+    <w:p>
+      <w:pPr>
+        <w:spacing w:after="20" w:before="0"/>
+      </w:pPr>
+      <w:r>
+        <w:rPr>
+          <w:b/>
+          <w:color w:val="1F3A5F"/>
+        </w:rPr>
+        <w:t xml:space="preserve">💎 PNC Pearl: </w:t>
+      </w:r>
+      <w:r>
+        <w:t>Digoxin + hypokalemia = toxicity.</w:t>
+      </w:r>
+    </w:p>
+    <w:p>
+      <w:pPr>
+        <w:spacing w:after="0" w:before="0"/>
+      </w:pPr>
+      <w:r>
+        <w:rPr>
+          <w:b/>
+          <w:i w:val="0"/>
+          <w:sz w:val="21"/>
+        </w:rPr>
+        <w:t>Positive Marks: 1    Negative Marks: 0.25</w:t>
+      </w:r>
+    </w:p>
+    <w:p>
+      <w:pPr>
+        <w:spacing w:before="280" w:after="40"/>
+      </w:pPr>
+      <w:r>
+        <w:rPr>
+          <w:b/>
+        </w:rPr>
+        <w:t xml:space="preserve">Question: </w:t>
+      </w:r>
+      <w:r>
+        <w:t>Identify the type of maneuver shown in the below given image: (MIDWIFERY/OBSTETRICS &amp; GYNECOLOGICAL NURSING)</w:t>
+      </w:r>
+    </w:p>
+    <w:p>
+      <w:pPr>
+        <w:spacing w:after="40" w:before="0"/>
+      </w:pPr>
+      <w:r>
+        <w:rPr>
+          <w:b w:val="0"/>
+          <w:i/>
+          <w:color w:val="B45F06"/>
+          <w:sz w:val="20"/>
+        </w:rPr>
+        <w:t>[ IMAGE: N8-M29 — image in the Image Bank, to be inserted ]</w:t>
+      </w:r>
+    </w:p>
+    <w:p>
+      <w:pPr>
+        <w:spacing w:after="20" w:before="0"/>
+      </w:pPr>
+      <w:r>
+        <w:rPr>
+          <w:b w:val="0"/>
+          <w:i w:val="0"/>
+          <w:sz w:val="21"/>
+        </w:rPr>
+        <w:t>(a)  Pelvic grip</w:t>
+      </w:r>
+    </w:p>
+    <w:p>
+      <w:pPr>
+        <w:spacing w:after="20" w:before="0"/>
+      </w:pPr>
+      <w:r>
+        <w:rPr>
+          <w:b w:val="0"/>
+          <w:i w:val="0"/>
+          <w:sz w:val="21"/>
+        </w:rPr>
+        <w:t>(b)  Pawlick grip</w:t>
+      </w:r>
+    </w:p>
+    <w:p>
+      <w:pPr>
+        <w:spacing w:after="20" w:before="0"/>
+      </w:pPr>
+      <w:r>
+        <w:rPr>
+          <w:b w:val="0"/>
+          <w:i w:val="0"/>
+          <w:sz w:val="21"/>
+        </w:rPr>
+        <w:t>(c)  Fundal grip</w:t>
+      </w:r>
+    </w:p>
+    <w:p>
+      <w:pPr>
+        <w:spacing w:after="20" w:before="0"/>
+      </w:pPr>
+      <w:r>
+        <w:rPr>
+          <w:b w:val="0"/>
+          <w:i w:val="0"/>
+          <w:sz w:val="21"/>
+        </w:rPr>
+        <w:t>(d)  Lateral grip</w:t>
+      </w:r>
+    </w:p>
+    <w:p>
+      <w:pPr>
+        <w:spacing w:after="80" w:before="0"/>
+      </w:pPr>
+      <w:r>
+        <w:rPr>
+          <w:b/>
+          <w:i w:val="0"/>
+          <w:sz w:val="22"/>
+        </w:rPr>
+        <w:t>Answer: b</w:t>
+      </w:r>
+    </w:p>
+    <w:p>
+      <w:pPr>
+        <w:spacing w:after="20"/>
+      </w:pPr>
+      <w:r>
+        <w:rPr>
+          <w:b/>
+        </w:rPr>
+        <w:t xml:space="preserve">Solution: </w:t>
+      </w:r>
+      <w:r>
+        <w:rPr>
+          <w:b/>
+          <w:color w:val="1E7B1E"/>
+        </w:rPr>
+        <w:t xml:space="preserve">✅ Correct Answer: </w:t>
+      </w:r>
+      <w:r>
+        <w:rPr>
+          <w:b/>
+          <w:color w:val="1E7B1E"/>
+        </w:rPr>
+        <w:t>b</w:t>
+      </w:r>
+    </w:p>
+    <w:p>
+      <w:pPr>
+        <w:spacing w:after="20" w:before="0"/>
+      </w:pPr>
+      <w:r>
+        <w:rPr>
+          <w:b/>
+        </w:rPr>
+        <w:t xml:space="preserve">🧠 Clinical Rationale: </w:t>
+      </w:r>
+      <w:r>
+        <w:t>The image shows the PAWLICK GRIP — the third Leopold maneuver, where one hand grasps the area ABOVE the symphysis pubis to determine the PRESENTING PART (head or breech) and its engagement. Fundal grip (first) palpates the fundus; lateral grip (second) feels the back and limbs; pelvic grip (fourth) assesses descent.</w:t>
+      </w:r>
+    </w:p>
+    <w:p>
+      <w:pPr>
+        <w:spacing w:after="20" w:before="0"/>
+      </w:pPr>
+      <w:r>
+        <w:rPr>
+          <w:b/>
+        </w:rPr>
+        <w:t xml:space="preserve">🔍 Key Clues: </w:t>
+      </w:r>
+      <w:r>
+        <w:t>Hand over the lower pole/pelvic brim = Pawlick grip (presenting part).</w:t>
+      </w:r>
+    </w:p>
+    <w:p>
+      <w:pPr>
+        <w:spacing w:after="20" w:before="0"/>
+      </w:pPr>
+      <w:r>
+        <w:rPr>
+          <w:b/>
+        </w:rPr>
+        <w:t xml:space="preserve">🚨 Priority Principle: </w:t>
+      </w:r>
+      <w:r>
+        <w:t>Mother-and-baby safety first — prevent complications before they occur and act promptly when they do.</w:t>
+      </w:r>
+    </w:p>
+    <w:p>
+      <w:pPr>
+        <w:spacing w:after="20" w:before="0"/>
+      </w:pPr>
+      <w:r>
+        <w:rPr>
+          <w:b/>
+        </w:rPr>
+        <w:t xml:space="preserve">❌ Why Not Other Options: </w:t>
+      </w:r>
+      <w:r>
+        <w:t>a — Pelvic grip = fourth maneuver (descent). | c — Fundal grip = first maneuver (fundus). | d — Lateral grip = second maneuver (back/limbs).</w:t>
+      </w:r>
+    </w:p>
+    <w:p>
+      <w:pPr>
+        <w:spacing w:after="20" w:before="0"/>
+      </w:pPr>
+      <w:r>
+        <w:rPr>
+          <w:b/>
+          <w:color w:val="B45F06"/>
+        </w:rPr>
+        <w:t xml:space="preserve">⚠️ Exam Trap: </w:t>
+      </w:r>
+      <w:r>
+        <w:t>Leopold sequence: 1 fundal → 2 lateral → 3 Pawlick (presenting part) → 4 pelvic (descent).</w:t>
+      </w:r>
+    </w:p>
+    <w:p>
+      <w:pPr>
+        <w:spacing w:after="20" w:before="0"/>
+      </w:pPr>
+      <w:r>
+        <w:rPr>
+          <w:b/>
+        </w:rPr>
+        <w:t xml:space="preserve">🩺 Clinical Thinking: </w:t>
+      </w:r>
+      <w:r>
+        <w:t>Recall (the key fact) → Connect (related high-yield facts) → Apply (exam context).</w:t>
+      </w:r>
+    </w:p>
+    <w:p>
+      <w:pPr>
+        <w:spacing w:after="20" w:before="0"/>
+      </w:pPr>
+      <w:r>
+        <w:rPr>
+          <w:b/>
+          <w:color w:val="1F3A5F"/>
+        </w:rPr>
+        <w:t xml:space="preserve">💎 PNC Pearl: </w:t>
+      </w:r>
+      <w:r>
+        <w:t>Pawlick = presenting part (3rd Leopold).</w:t>
+      </w:r>
+    </w:p>
+    <w:p>
+      <w:pPr>
+        <w:spacing w:after="0" w:before="0"/>
+      </w:pPr>
+      <w:r>
+        <w:rPr>
+          <w:b/>
+          <w:i w:val="0"/>
+          <w:sz w:val="21"/>
+        </w:rPr>
+        <w:t>Positive Marks: 1    Negative Marks: 0.25</w:t>
+      </w:r>
+    </w:p>
+    <w:p>
+      <w:pPr>
+        <w:spacing w:before="280" w:after="40"/>
+      </w:pPr>
+      <w:r>
+        <w:rPr>
+          <w:b/>
+        </w:rPr>
+        <w:t xml:space="preserve">Question: </w:t>
+      </w:r>
+      <w:r>
+        <w:t>Identify the maneuver shown in the below given image used in the case of breech delivery: (MIDWIFERY/OBSTETRICS &amp; GYNECOLOGICAL NURSING)</w:t>
+      </w:r>
+    </w:p>
+    <w:p>
+      <w:pPr>
+        <w:spacing w:after="40" w:before="0"/>
+      </w:pPr>
+      <w:r>
+        <w:rPr>
+          <w:b w:val="0"/>
+          <w:i/>
+          <w:color w:val="B45F06"/>
+          <w:sz w:val="20"/>
+        </w:rPr>
+        <w:t>[ IMAGE: N8-M30 — image in the Image Bank, to be inserted ]</w:t>
+      </w:r>
+    </w:p>
+    <w:p>
+      <w:pPr>
+        <w:spacing w:after="20" w:before="0"/>
+      </w:pPr>
+      <w:r>
+        <w:rPr>
+          <w:b w:val="0"/>
+          <w:i w:val="0"/>
+          <w:sz w:val="21"/>
+        </w:rPr>
+        <w:t>(a)  Mauriceau-Smellie-Veit (MSV) maneuver</w:t>
+      </w:r>
+    </w:p>
+    <w:p>
+      <w:pPr>
+        <w:spacing w:after="20" w:before="0"/>
+      </w:pPr>
+      <w:r>
+        <w:rPr>
+          <w:b w:val="0"/>
+          <w:i w:val="0"/>
+          <w:sz w:val="21"/>
+        </w:rPr>
+        <w:t>(b)  Prague maneuver</w:t>
+      </w:r>
+    </w:p>
+    <w:p>
+      <w:pPr>
+        <w:spacing w:after="20" w:before="0"/>
+      </w:pPr>
+      <w:r>
+        <w:rPr>
+          <w:b w:val="0"/>
+          <w:i w:val="0"/>
+          <w:sz w:val="21"/>
+        </w:rPr>
+        <w:t>(c)  Lovset's maneuver</w:t>
+      </w:r>
+    </w:p>
+    <w:p>
+      <w:pPr>
+        <w:spacing w:after="20" w:before="0"/>
+      </w:pPr>
+      <w:r>
+        <w:rPr>
+          <w:b w:val="0"/>
+          <w:i w:val="0"/>
+          <w:sz w:val="21"/>
+        </w:rPr>
+        <w:t>(d)  Pinard's maneuver</w:t>
+      </w:r>
+    </w:p>
+    <w:p>
+      <w:pPr>
+        <w:spacing w:after="80" w:before="0"/>
+      </w:pPr>
+      <w:r>
+        <w:rPr>
+          <w:b/>
+          <w:i w:val="0"/>
+          <w:sz w:val="22"/>
+        </w:rPr>
+        <w:t>Answer: a</w:t>
+      </w:r>
+    </w:p>
+    <w:p>
+      <w:pPr>
+        <w:spacing w:after="20"/>
+      </w:pPr>
+      <w:r>
+        <w:rPr>
+          <w:b/>
+        </w:rPr>
+        <w:t xml:space="preserve">Solution: </w:t>
+      </w:r>
+      <w:r>
+        <w:rPr>
+          <w:b/>
+          <w:color w:val="1E7B1E"/>
+        </w:rPr>
+        <w:t xml:space="preserve">✅ Correct Answer: </w:t>
+      </w:r>
+      <w:r>
+        <w:rPr>
+          <w:b/>
+          <w:color w:val="1E7B1E"/>
+        </w:rPr>
+        <w:t>a</w:t>
+      </w:r>
+    </w:p>
+    <w:p>
+      <w:pPr>
+        <w:spacing w:after="20" w:before="0"/>
+      </w:pPr>
+      <w:r>
+        <w:rPr>
+          <w:b/>
+        </w:rPr>
+        <w:t xml:space="preserve">🧠 Clinical Rationale: </w:t>
+      </w:r>
+      <w:r>
+        <w:t>The MAURICEAU-SMELLIE-VEIT (MSV) MANEUVER is used to deliver the AFTERCOMING HEAD in a breech delivery — the baby's body rests on the attendant's forearm, with fingers on the malar bones and the middle finger in the mouth flexing the head, while suprapubic pressure aids descent. Pinard's maneuver flexes the legs; Lovset's delivers shoulders; Prague's delivers the head when it is extended.</w:t>
+      </w:r>
+    </w:p>
+    <w:p>
+      <w:pPr>
+        <w:spacing w:after="20" w:before="0"/>
+      </w:pPr>
+      <w:r>
+        <w:rPr>
+          <w:b/>
+        </w:rPr>
+        <w:t xml:space="preserve">🔍 Key Clues: </w:t>
+      </w:r>
+      <w:r>
+        <w:t>Breech aftercoming head over the forearm, fingers on the face = MSV.</w:t>
+      </w:r>
+    </w:p>
+    <w:p>
+      <w:pPr>
+        <w:spacing w:after="20" w:before="0"/>
+      </w:pPr>
+      <w:r>
+        <w:rPr>
+          <w:b/>
+        </w:rPr>
+        <w:t xml:space="preserve">🚨 Priority Principle: </w:t>
+      </w:r>
+      <w:r>
+        <w:t>Mother-and-baby safety first — prevent complications before they occur and act promptly when they do.</w:t>
+      </w:r>
+    </w:p>
+    <w:p>
+      <w:pPr>
+        <w:spacing w:after="20" w:before="0"/>
+      </w:pPr>
+      <w:r>
+        <w:rPr>
+          <w:b/>
+        </w:rPr>
+        <w:t xml:space="preserve">❌ Why Not Other Options: </w:t>
+      </w:r>
+      <w:r>
+        <w:t>b — Prague = for extended/deflexed head. | c — Lovset = shoulder rotation. | d — Pinard = leg flexion in breech.</w:t>
+      </w:r>
+    </w:p>
+    <w:p>
+      <w:pPr>
+        <w:spacing w:after="20" w:before="0"/>
+      </w:pPr>
+      <w:r>
+        <w:rPr>
+          <w:b/>
+          <w:color w:val="B45F06"/>
+        </w:rPr>
+        <w:t xml:space="preserve">⚠️ Exam Trap: </w:t>
+      </w:r>
+      <w:r>
+        <w:t>MSV: keep the head flexed, avoid suprapubic pressure until the head is in the pelvis.</w:t>
+      </w:r>
+    </w:p>
+    <w:p>
+      <w:pPr>
+        <w:spacing w:after="20" w:before="0"/>
+      </w:pPr>
+      <w:r>
+        <w:rPr>
+          <w:b/>
+        </w:rPr>
+        <w:t xml:space="preserve">🩺 Clinical Thinking: </w:t>
+      </w:r>
+      <w:r>
+        <w:t>Recall (the key fact) → Connect (related high-yield facts) → Apply (exam context).</w:t>
+      </w:r>
+    </w:p>
+    <w:p>
+      <w:pPr>
+        <w:spacing w:after="20" w:before="0"/>
+      </w:pPr>
+      <w:r>
+        <w:rPr>
+          <w:b/>
+          <w:color w:val="1F3A5F"/>
+        </w:rPr>
+        <w:t xml:space="preserve">💎 PNC Pearl: </w:t>
+      </w:r>
+      <w:r>
+        <w:t>Breech head delivery = MSV.</w:t>
+      </w:r>
+    </w:p>
+    <w:p>
+      <w:pPr>
+        <w:spacing w:after="0" w:before="0"/>
+      </w:pPr>
+      <w:r>
+        <w:rPr>
+          <w:b/>
+          <w:i w:val="0"/>
+          <w:sz w:val="21"/>
+        </w:rPr>
+        <w:t>Positive Marks: 1    Negative Marks: 0.25</w:t>
+      </w:r>
+    </w:p>
+    <w:p>
+      <w:pPr>
+        <w:spacing w:before="280" w:after="40"/>
+      </w:pPr>
+      <w:r>
+        <w:rPr>
+          <w:b/>
+        </w:rPr>
+        <w:t xml:space="preserve">Question: </w:t>
+      </w:r>
+      <w:r>
+        <w:t>Which of the following can be expected after amniotomy? (MIDWIFERY/OBSTETRICS &amp; GYNECOLOGICAL NURSING)</w:t>
+      </w:r>
+    </w:p>
+    <w:p>
+      <w:pPr>
+        <w:spacing w:after="20" w:before="0"/>
+      </w:pPr>
+      <w:r>
+        <w:rPr>
+          <w:b w:val="0"/>
+          <w:i w:val="0"/>
+          <w:sz w:val="21"/>
+        </w:rPr>
+        <w:t>(a)  Increase Fetal heart rate</w:t>
+      </w:r>
+    </w:p>
+    <w:p>
+      <w:pPr>
+        <w:spacing w:after="20" w:before="0"/>
+      </w:pPr>
+      <w:r>
+        <w:rPr>
+          <w:b w:val="0"/>
+          <w:i w:val="0"/>
+          <w:sz w:val="21"/>
+        </w:rPr>
+        <w:t>(b)  Increase cervical dilatation and effacement</w:t>
+      </w:r>
+    </w:p>
+    <w:p>
+      <w:pPr>
+        <w:spacing w:after="20" w:before="0"/>
+      </w:pPr>
+      <w:r>
+        <w:rPr>
+          <w:b w:val="0"/>
+          <w:i w:val="0"/>
+          <w:sz w:val="21"/>
+        </w:rPr>
+        <w:t>(c)  Decrease in uterine contractions</w:t>
+      </w:r>
+    </w:p>
+    <w:p>
+      <w:pPr>
+        <w:spacing w:after="20" w:before="0"/>
+      </w:pPr>
+      <w:r>
+        <w:rPr>
+          <w:b w:val="0"/>
+          <w:i w:val="0"/>
+          <w:sz w:val="21"/>
+        </w:rPr>
+        <w:t>(d)  Decrease in amniotic fluid volume</w:t>
+      </w:r>
+    </w:p>
+    <w:p>
+      <w:pPr>
+        <w:spacing w:after="80" w:before="0"/>
+      </w:pPr>
+      <w:r>
+        <w:rPr>
+          <w:b/>
+          <w:i w:val="0"/>
+          <w:sz w:val="22"/>
+        </w:rPr>
+        <w:t>Answer: b</w:t>
+      </w:r>
+    </w:p>
+    <w:p>
+      <w:pPr>
+        <w:spacing w:after="20"/>
+      </w:pPr>
+      <w:r>
+        <w:rPr>
+          <w:b/>
+        </w:rPr>
+        <w:t xml:space="preserve">Solution: </w:t>
+      </w:r>
+      <w:r>
+        <w:rPr>
+          <w:b/>
+          <w:color w:val="1E7B1E"/>
+        </w:rPr>
+        <w:t xml:space="preserve">✅ Correct Answer: </w:t>
+      </w:r>
+      <w:r>
+        <w:rPr>
+          <w:b/>
+          <w:color w:val="1E7B1E"/>
+        </w:rPr>
+        <w:t>b</w:t>
+      </w:r>
+    </w:p>
+    <w:p>
+      <w:pPr>
+        <w:spacing w:after="20" w:before="0"/>
+      </w:pPr>
+      <w:r>
+        <w:rPr>
+          <w:b/>
+        </w:rPr>
+        <w:t xml:space="preserve">🧠 Clinical Rationale: </w:t>
+      </w:r>
+      <w:r>
+        <w:t>AMNIOTOMY (artificial rupture of membranes) generally ACCELERATES LABOR — it INCREASES CERVICAL DILATATION AND EFFACEMENT by strengthening uterine contractions and allowing the presenting part to descend against the cervix. Fetal heart rate may show transient decelerations (not increases); contraction strength increases rather than decreases.</w:t>
+      </w:r>
+    </w:p>
+    <w:p>
+      <w:pPr>
+        <w:spacing w:after="20" w:before="0"/>
+      </w:pPr>
+      <w:r>
+        <w:rPr>
+          <w:b/>
+        </w:rPr>
+        <w:t xml:space="preserve">🔍 Key Clues: </w:t>
+      </w:r>
+      <w:r>
+        <w:t>ARM → stronger contractions + faster cervical dilatation.</w:t>
+      </w:r>
+    </w:p>
+    <w:p>
+      <w:pPr>
+        <w:spacing w:after="20" w:before="0"/>
+      </w:pPr>
+      <w:r>
+        <w:rPr>
+          <w:b/>
+        </w:rPr>
+        <w:t xml:space="preserve">🚨 Priority Principle: </w:t>
+      </w:r>
+      <w:r>
+        <w:t>Mother-and-baby safety first — prevent complications before they occur and act promptly when they do.</w:t>
+      </w:r>
+    </w:p>
+    <w:p>
+      <w:pPr>
+        <w:spacing w:after="20" w:before="0"/>
+      </w:pPr>
+      <w:r>
+        <w:rPr>
+          <w:b/>
+        </w:rPr>
+        <w:t xml:space="preserve">❌ Why Not Other Options: </w:t>
+      </w:r>
+      <w:r>
+        <w:t>a — FHR changes after ARM are usually transient decelerations. | c — Contractions INCREASE after amniotomy. | d — AFV decrease is a mechanical fact, not the expected labor effect.</w:t>
+      </w:r>
+    </w:p>
+    <w:p>
+      <w:pPr>
+        <w:spacing w:after="20" w:before="0"/>
+      </w:pPr>
+      <w:r>
+        <w:rPr>
+          <w:b/>
+          <w:color w:val="B45F06"/>
+        </w:rPr>
+        <w:t xml:space="preserve">⚠️ Exam Trap: </w:t>
+      </w:r>
+      <w:r>
+        <w:t>After ARM: check FHR first, document liquor colour, and watch for cord prolapse.</w:t>
+      </w:r>
+    </w:p>
+    <w:p>
+      <w:pPr>
+        <w:spacing w:after="20" w:before="0"/>
+      </w:pPr>
+      <w:r>
+        <w:rPr>
+          <w:b/>
+        </w:rPr>
+        <w:t xml:space="preserve">🩺 Clinical Thinking: </w:t>
+      </w:r>
+      <w:r>
+        <w:t>Recall (the key fact) → Connect (related high-yield facts) → Apply (exam context).</w:t>
+      </w:r>
+    </w:p>
+    <w:p>
+      <w:pPr>
+        <w:spacing w:after="20" w:before="0"/>
+      </w:pPr>
+      <w:r>
+        <w:rPr>
+          <w:b/>
+          <w:color w:val="1F3A5F"/>
+        </w:rPr>
+        <w:t xml:space="preserve">💎 PNC Pearl: </w:t>
+      </w:r>
+      <w:r>
+        <w:t>Amniotomy → stronger labor, faster dilatation.</w:t>
+      </w:r>
+    </w:p>
+    <w:p>
+      <w:pPr>
+        <w:spacing w:after="0" w:before="0"/>
+      </w:pPr>
+      <w:r>
+        <w:rPr>
+          <w:b/>
+          <w:i w:val="0"/>
+          <w:sz w:val="21"/>
+        </w:rPr>
+        <w:t>Positive Marks: 1    Negative Marks: 0.25</w:t>
+      </w:r>
+    </w:p>
+    <w:p>
+      <w:pPr>
+        <w:spacing w:before="280" w:after="40"/>
+      </w:pPr>
+      <w:r>
+        <w:rPr>
+          <w:b/>
+        </w:rPr>
+        <w:t xml:space="preserve">Question: </w:t>
+      </w:r>
+      <w:r>
+        <w:t>A female comes to the labor room with 4 cm dilatation with -2 station. After 3 hours, there is no progression in the labor. Which step should the nurse anticipate in this case? (MIDWIFERY/OBSTETRICS &amp; GYNECOLOGICAL NURSING)</w:t>
+      </w:r>
+    </w:p>
+    <w:p>
+      <w:pPr>
+        <w:spacing w:after="20" w:before="0"/>
+      </w:pPr>
+      <w:r>
+        <w:rPr>
+          <w:b w:val="0"/>
+          <w:i w:val="0"/>
+          <w:sz w:val="21"/>
+        </w:rPr>
+        <w:t>(a)  Waiting for the labor to progress</w:t>
+      </w:r>
+    </w:p>
+    <w:p>
+      <w:pPr>
+        <w:spacing w:after="20" w:before="0"/>
+      </w:pPr>
+      <w:r>
+        <w:rPr>
+          <w:b w:val="0"/>
+          <w:i w:val="0"/>
+          <w:sz w:val="21"/>
+        </w:rPr>
+        <w:t>(b)  Amniotomy</w:t>
+      </w:r>
+    </w:p>
+    <w:p>
+      <w:pPr>
+        <w:spacing w:after="20" w:before="0"/>
+      </w:pPr>
+      <w:r>
+        <w:rPr>
+          <w:b w:val="0"/>
+          <w:i w:val="0"/>
+          <w:sz w:val="21"/>
+        </w:rPr>
+        <w:t>(c)  Cesarean section</w:t>
+      </w:r>
+    </w:p>
+    <w:p>
+      <w:pPr>
+        <w:spacing w:after="20" w:before="0"/>
+      </w:pPr>
+      <w:r>
+        <w:rPr>
+          <w:b w:val="0"/>
+          <w:i w:val="0"/>
+          <w:sz w:val="21"/>
+        </w:rPr>
+        <w:t>(d)  Administer Oxytocin</w:t>
+      </w:r>
+    </w:p>
+    <w:p>
+      <w:pPr>
+        <w:spacing w:after="80" w:before="0"/>
+      </w:pPr>
+      <w:r>
+        <w:rPr>
+          <w:b/>
+          <w:i w:val="0"/>
+          <w:sz w:val="22"/>
+        </w:rPr>
+        <w:t>Answer: d</w:t>
+      </w:r>
+    </w:p>
+    <w:p>
+      <w:pPr>
+        <w:spacing w:after="20"/>
+      </w:pPr>
+      <w:r>
+        <w:rPr>
+          <w:b/>
+        </w:rPr>
+        <w:t xml:space="preserve">Solution: </w:t>
+      </w:r>
+      <w:r>
+        <w:rPr>
+          <w:b/>
+          <w:color w:val="1E7B1E"/>
+        </w:rPr>
+        <w:t xml:space="preserve">✅ Correct Answer: </w:t>
+      </w:r>
+      <w:r>
+        <w:rPr>
+          <w:b/>
+          <w:color w:val="1E7B1E"/>
+        </w:rPr>
+        <w:t>d</w:t>
+      </w:r>
+    </w:p>
+    <w:p>
+      <w:pPr>
+        <w:spacing w:after="20" w:before="0"/>
+      </w:pPr>
+      <w:r>
+        <w:rPr>
+          <w:b/>
+        </w:rPr>
+        <w:t xml:space="preserve">🧠 Clinical Rationale: </w:t>
+      </w:r>
+      <w:r>
+        <w:t>LATENT-ACTIVE phase arrest (no cervical change for 3 hours in the active phase of labor) is managed by AUGMENTATION with OXYTOCIN after assessing the pelvis/contractions — this is the standard first step for uterine insufficiency, assuming no contraindication (e.g., fetal distress). Amniotomy may be combined but oxytocin is the anticipated step for failed progression.</w:t>
+      </w:r>
+    </w:p>
+    <w:p>
+      <w:pPr>
+        <w:spacing w:after="20" w:before="0"/>
+      </w:pPr>
+      <w:r>
+        <w:rPr>
+          <w:b/>
+        </w:rPr>
+        <w:t xml:space="preserve">🔍 Key Clues: </w:t>
+      </w:r>
+      <w:r>
+        <w:t>Active-phase arrest (no change in 3 h) → oxytocin augmentation.</w:t>
+      </w:r>
+    </w:p>
+    <w:p>
+      <w:pPr>
+        <w:spacing w:after="20" w:before="0"/>
+      </w:pPr>
+      <w:r>
+        <w:rPr>
+          <w:b/>
+        </w:rPr>
+        <w:t xml:space="preserve">🚨 Priority Principle: </w:t>
+      </w:r>
+      <w:r>
+        <w:t>Mother-and-baby safety first — prevent complications before they occur and act promptly when they do.</w:t>
+      </w:r>
+    </w:p>
+    <w:p>
+      <w:pPr>
+        <w:spacing w:after="20" w:before="0"/>
+      </w:pPr>
+      <w:r>
+        <w:rPr>
+          <w:b/>
+        </w:rPr>
+        <w:t xml:space="preserve">❌ Why Not Other Options: </w:t>
+      </w:r>
+      <w:r>
+        <w:t>a — Waiting longer delays needed intervention. | b — Amniotomy alone may not fix poor contractions. | c — C-section is reserved for failed augmentation/fetal compromise.</w:t>
+      </w:r>
+    </w:p>
+    <w:p>
+      <w:pPr>
+        <w:spacing w:after="20" w:before="0"/>
+      </w:pPr>
+      <w:r>
+        <w:rPr>
+          <w:b/>
+          <w:color w:val="B45F06"/>
+        </w:rPr>
+        <w:t xml:space="preserve">⚠️ Exam Trap: </w:t>
+      </w:r>
+      <w:r>
+        <w:t>Rule out CPD and fetal distress BEFORE oxytocin — contraction adequacy is checked first.</w:t>
+      </w:r>
+    </w:p>
+    <w:p>
+      <w:pPr>
+        <w:spacing w:after="20" w:before="0"/>
+      </w:pPr>
+      <w:r>
+        <w:rPr>
+          <w:b/>
+        </w:rPr>
+        <w:t xml:space="preserve">🩺 Clinical Thinking: </w:t>
+      </w:r>
+      <w:r>
+        <w:t>Recall (the key fact) → Connect (related high-yield facts) → Apply (exam context).</w:t>
+      </w:r>
+    </w:p>
+    <w:p>
+      <w:pPr>
+        <w:spacing w:after="20" w:before="0"/>
+      </w:pPr>
+      <w:r>
+        <w:rPr>
+          <w:b/>
+          <w:color w:val="1F3A5F"/>
+        </w:rPr>
+        <w:t xml:space="preserve">💎 PNC Pearl: </w:t>
+      </w:r>
+      <w:r>
+        <w:t>Active-phase arrest → oxytocin.</w:t>
+      </w:r>
+    </w:p>
+    <w:p>
+      <w:pPr>
+        <w:spacing w:after="0" w:before="0"/>
+      </w:pPr>
+      <w:r>
+        <w:rPr>
+          <w:b/>
+          <w:i w:val="0"/>
+          <w:sz w:val="21"/>
+        </w:rPr>
+        <w:t>Positive Marks: 1    Negative Marks: 0.25</w:t>
+      </w:r>
+    </w:p>
+    <w:p>
+      <w:pPr>
+        <w:spacing w:before="280" w:after="40"/>
+      </w:pPr>
+      <w:r>
+        <w:rPr>
+          <w:b/>
+        </w:rPr>
+        <w:t xml:space="preserve">Question: </w:t>
+      </w:r>
+      <w:r>
+        <w:t>Which of the following components is directly included in the Fischer score? (MIDWIFERY/OBSTETRICS &amp; GYNECOLOGICAL NURSING)</w:t>
+      </w:r>
+    </w:p>
+    <w:p>
+      <w:pPr>
+        <w:spacing w:after="20" w:before="0"/>
+      </w:pPr>
+      <w:r>
+        <w:rPr>
+          <w:b w:val="0"/>
+          <w:i w:val="0"/>
+          <w:sz w:val="21"/>
+        </w:rPr>
+        <w:t>(a)  Base line fetal heart rate</w:t>
+      </w:r>
+    </w:p>
+    <w:p>
+      <w:pPr>
+        <w:spacing w:after="20" w:before="0"/>
+      </w:pPr>
+      <w:r>
+        <w:rPr>
+          <w:b w:val="0"/>
+          <w:i w:val="0"/>
+          <w:sz w:val="21"/>
+        </w:rPr>
+        <w:t>(b)  Fetal heart rate acceleration</w:t>
+      </w:r>
+    </w:p>
+    <w:p>
+      <w:pPr>
+        <w:spacing w:after="20" w:before="0"/>
+      </w:pPr>
+      <w:r>
+        <w:rPr>
+          <w:b w:val="0"/>
+          <w:i w:val="0"/>
+          <w:sz w:val="21"/>
+        </w:rPr>
+        <w:t>(c)  Amniotic fluid volume</w:t>
+      </w:r>
+    </w:p>
+    <w:p>
+      <w:pPr>
+        <w:spacing w:after="20" w:before="0"/>
+      </w:pPr>
+      <w:r>
+        <w:rPr>
+          <w:b w:val="0"/>
+          <w:i w:val="0"/>
+          <w:sz w:val="21"/>
+        </w:rPr>
+        <w:t>(d)  Fetal heart rate variability</w:t>
+      </w:r>
+    </w:p>
+    <w:p>
+      <w:pPr>
+        <w:spacing w:after="80" w:before="0"/>
+      </w:pPr>
+      <w:r>
+        <w:rPr>
+          <w:b/>
+          <w:i w:val="0"/>
+          <w:sz w:val="22"/>
+        </w:rPr>
+        <w:t>Answer: c</w:t>
+      </w:r>
+    </w:p>
+    <w:p>
+      <w:pPr>
+        <w:spacing w:after="20"/>
+      </w:pPr>
+      <w:r>
+        <w:rPr>
+          <w:b/>
+        </w:rPr>
+        <w:t xml:space="preserve">Solution: </w:t>
+      </w:r>
+      <w:r>
+        <w:rPr>
+          <w:b/>
+          <w:color w:val="1E7B1E"/>
+        </w:rPr>
+        <w:t xml:space="preserve">✅ Correct Answer: </w:t>
+      </w:r>
+      <w:r>
+        <w:rPr>
+          <w:b/>
+          <w:color w:val="1E7B1E"/>
+        </w:rPr>
+        <w:t>c</w:t>
+      </w:r>
+    </w:p>
+    <w:p>
+      <w:pPr>
+        <w:spacing w:after="20" w:before="0"/>
+      </w:pPr>
+      <w:r>
+        <w:rPr>
+          <w:b/>
+        </w:rPr>
+        <w:t xml:space="preserve">🧠 Clinical Rationale: </w:t>
+      </w:r>
+      <w:r>
+        <w:t>The question lists components of fetal assessment scores. The FISCHER (CTG) score includes baseline FHR, variability, accelerations, decelerations and fetal movements — AMNIOTIC FLUID VOLUME is NOT part of it; it belongs to the BIOPHYSICAL PROFILE (BPP) score. Read the stem as asking which item is NOT included in the Fischer score.</w:t>
+      </w:r>
+    </w:p>
+    <w:p>
+      <w:pPr>
+        <w:spacing w:after="20" w:before="0"/>
+      </w:pPr>
+      <w:r>
+        <w:rPr>
+          <w:b/>
+        </w:rPr>
+        <w:t xml:space="preserve">🔍 Key Clues: </w:t>
+      </w:r>
+      <w:r>
+        <w:t>AFV = BPP component; Fischer (CTG) = rate, variability, accelerations, decelerations, movements.</w:t>
+      </w:r>
+    </w:p>
+    <w:p>
+      <w:pPr>
+        <w:spacing w:after="20" w:before="0"/>
+      </w:pPr>
+      <w:r>
+        <w:rPr>
+          <w:b/>
+        </w:rPr>
+        <w:t xml:space="preserve">🚨 Priority Principle: </w:t>
+      </w:r>
+      <w:r>
+        <w:t>Mother-and-baby safety first — prevent complications before they occur and act promptly when they do.</w:t>
+      </w:r>
+    </w:p>
+    <w:p>
+      <w:pPr>
+        <w:spacing w:after="20" w:before="0"/>
+      </w:pPr>
+      <w:r>
+        <w:rPr>
+          <w:b/>
+        </w:rPr>
+        <w:t xml:space="preserve">❌ Why Not Other Options: </w:t>
+      </w:r>
+      <w:r>
+        <w:t>a — Baseline FHR IS a Fischer component. | b — Accelerations ARE a Fischer component. | d — Variability IS a Fischer component.</w:t>
+      </w:r>
+    </w:p>
+    <w:p>
+      <w:pPr>
+        <w:spacing w:after="20" w:before="0"/>
+      </w:pPr>
+      <w:r>
+        <w:rPr>
+          <w:b/>
+          <w:color w:val="B45F06"/>
+        </w:rPr>
+        <w:t xml:space="preserve">⚠️ Exam Trap: </w:t>
+      </w:r>
+      <w:r>
+        <w:t>Fischer score vs BPP: Fischer grades the CTG tracing; BPP adds ultrasound (AFV, tone, movement, breathing).</w:t>
+      </w:r>
+    </w:p>
+    <w:p>
+      <w:pPr>
+        <w:spacing w:after="20" w:before="0"/>
+      </w:pPr>
+      <w:r>
+        <w:rPr>
+          <w:b/>
+        </w:rPr>
+        <w:t xml:space="preserve">🩺 Clinical Thinking: </w:t>
+      </w:r>
+      <w:r>
+        <w:t>Recall (the key fact) → Connect (related high-yield facts) → Apply (exam context).</w:t>
+      </w:r>
+    </w:p>
+    <w:p>
+      <w:pPr>
+        <w:spacing w:after="20" w:before="0"/>
+      </w:pPr>
+      <w:r>
+        <w:rPr>
+          <w:b/>
+          <w:color w:val="1F3A5F"/>
+        </w:rPr>
+        <w:t xml:space="preserve">💎 PNC Pearl: </w:t>
+      </w:r>
+      <w:r>
+        <w:t>Amniotic fluid volume = BPP, not Fischer.</w:t>
+      </w:r>
+    </w:p>
+    <w:p>
+      <w:pPr>
+        <w:spacing w:after="20" w:before="0"/>
+      </w:pPr>
+      <w:r>
+        <w:rPr>
+          <w:b/>
+          <w:color w:val="B45F06"/>
+        </w:rPr>
+        <w:t xml:space="preserve">📌 Note: </w:t>
+      </w:r>
+      <w:r>
+        <w:t>The Fischer (CTG) score includes baseline FHR, variability, accelerations, decelerations and fetal movements — AMNIOTIC FLUID VOLUME belongs to the BIOPHYSICAL PROFILE (BPP), not the Fischer score. Read the stem as asking which is NOT included; the printed key (c) is kept.</w:t>
+      </w:r>
+    </w:p>
+    <w:p>
+      <w:pPr>
+        <w:spacing w:after="0" w:before="0"/>
+      </w:pPr>
+      <w:r>
+        <w:rPr>
+          <w:b/>
+          <w:i w:val="0"/>
+          <w:sz w:val="21"/>
+        </w:rPr>
+        <w:t>Positive Marks: 1    Negative Marks: 0.25</w:t>
+      </w:r>
+    </w:p>
+    <w:p>
+      <w:pPr>
+        <w:spacing w:before="280" w:after="40"/>
+      </w:pPr>
+      <w:r>
+        <w:rPr>
+          <w:b/>
+        </w:rPr>
+        <w:t xml:space="preserve">Question: </w:t>
+      </w:r>
+      <w:r>
+        <w:t>If a baby is in the ROP position and then rotates to the LOP position during normal delivery. This movement is called: (MIDWIFERY/OBSTETRICS &amp; GYNECOLOGICAL NURSING)</w:t>
+      </w:r>
+    </w:p>
+    <w:p>
+      <w:pPr>
+        <w:spacing w:after="20" w:before="0"/>
+      </w:pPr>
+      <w:r>
+        <w:rPr>
+          <w:b w:val="0"/>
+          <w:i w:val="0"/>
+          <w:sz w:val="21"/>
+        </w:rPr>
+        <w:t>(a)  Occipital rotation</w:t>
+      </w:r>
+    </w:p>
+    <w:p>
+      <w:pPr>
+        <w:spacing w:after="20" w:before="0"/>
+      </w:pPr>
+      <w:r>
+        <w:rPr>
+          <w:b w:val="0"/>
+          <w:i w:val="0"/>
+          <w:sz w:val="21"/>
+        </w:rPr>
+        <w:t>(b)  Internal rotation</w:t>
+      </w:r>
+    </w:p>
+    <w:p>
+      <w:pPr>
+        <w:spacing w:after="20" w:before="0"/>
+      </w:pPr>
+      <w:r>
+        <w:rPr>
+          <w:b w:val="0"/>
+          <w:i w:val="0"/>
+          <w:sz w:val="21"/>
+        </w:rPr>
+        <w:t>(c)  External rotation</w:t>
+      </w:r>
+    </w:p>
+    <w:p>
+      <w:pPr>
+        <w:spacing w:after="20" w:before="0"/>
+      </w:pPr>
+      <w:r>
+        <w:rPr>
+          <w:b w:val="0"/>
+          <w:i w:val="0"/>
+          <w:sz w:val="21"/>
+        </w:rPr>
+        <w:t>(d)  Complete rotation</w:t>
+      </w:r>
+    </w:p>
+    <w:p>
+      <w:pPr>
+        <w:spacing w:after="80" w:before="0"/>
+      </w:pPr>
+      <w:r>
+        <w:rPr>
+          <w:b/>
+          <w:i w:val="0"/>
+          <w:sz w:val="22"/>
+        </w:rPr>
+        <w:t>Answer: b</w:t>
+      </w:r>
+    </w:p>
+    <w:p>
+      <w:pPr>
+        <w:spacing w:after="20"/>
+      </w:pPr>
+      <w:r>
+        <w:rPr>
+          <w:b/>
+        </w:rPr>
+        <w:t xml:space="preserve">Solution: </w:t>
+      </w:r>
+      <w:r>
+        <w:rPr>
+          <w:b/>
+          <w:color w:val="1E7B1E"/>
+        </w:rPr>
+        <w:t xml:space="preserve">✅ Correct Answer: </w:t>
+      </w:r>
+      <w:r>
+        <w:rPr>
+          <w:b/>
+          <w:color w:val="1E7B1E"/>
+        </w:rPr>
+        <w:t>b</w:t>
+      </w:r>
+    </w:p>
+    <w:p>
+      <w:pPr>
+        <w:spacing w:after="20" w:before="0"/>
+      </w:pPr>
+      <w:r>
+        <w:rPr>
+          <w:b/>
+        </w:rPr>
+        <w:t xml:space="preserve">🧠 Clinical Rationale: </w:t>
+      </w:r>
+      <w:r>
+        <w:t>INTERNAL ROTATION is the cardinal movement in which the fetal head rotates so the occiput moves from a transverse/oblique position (ROP — right occipitoposterior) to the ANTERIOR position (LOP → actually OA) to fit the pelvic outlet. Rotation of the head to align with the pelvic diameters is internal rotation; external rotation (restitution) occurs after delivery as the shoulders rotate.</w:t>
+      </w:r>
+    </w:p>
+    <w:p>
+      <w:pPr>
+        <w:spacing w:after="20" w:before="0"/>
+      </w:pPr>
+      <w:r>
+        <w:rPr>
+          <w:b/>
+        </w:rPr>
+        <w:t xml:space="preserve">🔍 Key Clues: </w:t>
+      </w:r>
+      <w:r>
+        <w:t>Head rotating inside the pelvis to fit the outlet = internal rotation.</w:t>
+      </w:r>
+    </w:p>
+    <w:p>
+      <w:pPr>
+        <w:spacing w:after="20" w:before="0"/>
+      </w:pPr>
+      <w:r>
+        <w:rPr>
+          <w:b/>
+        </w:rPr>
+        <w:t xml:space="preserve">🚨 Priority Principle: </w:t>
+      </w:r>
+      <w:r>
+        <w:t>Mother-and-baby safety first — prevent complications before they occur and act promptly when they do.</w:t>
+      </w:r>
+    </w:p>
+    <w:p>
+      <w:pPr>
+        <w:spacing w:after="20" w:before="0"/>
+      </w:pPr>
+      <w:r>
+        <w:rPr>
+          <w:b/>
+        </w:rPr>
+        <w:t xml:space="preserve">❌ Why Not Other Options: </w:t>
+      </w:r>
+      <w:r>
+        <w:t>a — Occipital rotation is not the standard term. | c — External rotation = restitution of the head after birth. | d — Complete rotation is not a cardinal movement term.</w:t>
+      </w:r>
+    </w:p>
+    <w:p>
+      <w:pPr>
+        <w:spacing w:after="20" w:before="0"/>
+      </w:pPr>
+      <w:r>
+        <w:rPr>
+          <w:b/>
+          <w:color w:val="B45F06"/>
+        </w:rPr>
+        <w:t xml:space="preserve">⚠️ Exam Trap: </w:t>
+      </w:r>
+      <w:r>
+        <w:t>Cardinal movements: engagement → descent → flexion → internal rotation → extension → external rotation → expulsion.</w:t>
+      </w:r>
+    </w:p>
+    <w:p>
+      <w:pPr>
+        <w:spacing w:after="20" w:before="0"/>
+      </w:pPr>
+      <w:r>
+        <w:rPr>
+          <w:b/>
+        </w:rPr>
+        <w:t xml:space="preserve">🩺 Clinical Thinking: </w:t>
+      </w:r>
+      <w:r>
+        <w:t>Recall (the key fact) → Connect (related high-yield facts) → Apply (exam context).</w:t>
+      </w:r>
+    </w:p>
+    <w:p>
+      <w:pPr>
+        <w:spacing w:after="20" w:before="0"/>
+      </w:pPr>
+      <w:r>
+        <w:rPr>
+          <w:b/>
+          <w:color w:val="1F3A5F"/>
+        </w:rPr>
+        <w:t xml:space="preserve">💎 PNC Pearl: </w:t>
+      </w:r>
+      <w:r>
+        <w:t>Head fitting the pelvic outlet = internal rotation.</w:t>
+      </w:r>
+    </w:p>
+    <w:p>
+      <w:pPr>
+        <w:spacing w:after="0" w:before="0"/>
+      </w:pPr>
+      <w:r>
+        <w:rPr>
+          <w:b/>
+          <w:i w:val="0"/>
+          <w:sz w:val="21"/>
+        </w:rPr>
+        <w:t>Positive Marks: 1    Negative Marks: 0.25</w:t>
+      </w:r>
+    </w:p>
+    <w:p>
+      <w:pPr>
+        <w:spacing w:before="280" w:after="40"/>
+      </w:pPr>
+      <w:r>
+        <w:rPr>
+          <w:b/>
+        </w:rPr>
+        <w:t xml:space="preserve">Question: </w:t>
+      </w:r>
+      <w:r>
+        <w:t>What condition is demonstrated in the image based on the fetal heart pattern? (MIDWIFERY/OBSTETRICS &amp; GYNECOLOGICAL NURSING)</w:t>
+      </w:r>
+    </w:p>
+    <w:p>
+      <w:pPr>
+        <w:spacing w:after="40" w:before="0"/>
+      </w:pPr>
+      <w:r>
+        <w:rPr>
+          <w:b w:val="0"/>
+          <w:i/>
+          <w:color w:val="B45F06"/>
+          <w:sz w:val="20"/>
+        </w:rPr>
+        <w:t>[ IMAGE: N8-M35 — image in the Image Bank, to be inserted ]</w:t>
+      </w:r>
+    </w:p>
+    <w:p>
+      <w:pPr>
+        <w:spacing w:after="20" w:before="0"/>
+      </w:pPr>
+      <w:r>
+        <w:rPr>
+          <w:b w:val="0"/>
+          <w:i w:val="0"/>
+          <w:sz w:val="21"/>
+        </w:rPr>
+        <w:t>(a)  Early deceleration</w:t>
+      </w:r>
+    </w:p>
+    <w:p>
+      <w:pPr>
+        <w:spacing w:after="20" w:before="0"/>
+      </w:pPr>
+      <w:r>
+        <w:rPr>
+          <w:b w:val="0"/>
+          <w:i w:val="0"/>
+          <w:sz w:val="21"/>
+        </w:rPr>
+        <w:t>(b)  Late deceleration</w:t>
+      </w:r>
+    </w:p>
+    <w:p>
+      <w:pPr>
+        <w:spacing w:after="20" w:before="0"/>
+      </w:pPr>
+      <w:r>
+        <w:rPr>
+          <w:b w:val="0"/>
+          <w:i w:val="0"/>
+          <w:sz w:val="21"/>
+        </w:rPr>
+        <w:t>(c)  Variable deceleration</w:t>
+      </w:r>
+    </w:p>
+    <w:p>
+      <w:pPr>
+        <w:spacing w:after="20" w:before="0"/>
+      </w:pPr>
+      <w:r>
+        <w:rPr>
+          <w:b w:val="0"/>
+          <w:i w:val="0"/>
+          <w:sz w:val="21"/>
+        </w:rPr>
+        <w:t>(d)  Acceleration</w:t>
+      </w:r>
+    </w:p>
+    <w:p>
+      <w:pPr>
+        <w:spacing w:after="80" w:before="0"/>
+      </w:pPr>
+      <w:r>
+        <w:rPr>
+          <w:b/>
+          <w:i w:val="0"/>
+          <w:sz w:val="22"/>
+        </w:rPr>
+        <w:t>Answer: c</w:t>
+      </w:r>
+    </w:p>
+    <w:p>
+      <w:pPr>
+        <w:spacing w:after="20"/>
+      </w:pPr>
+      <w:r>
+        <w:rPr>
+          <w:b/>
+        </w:rPr>
+        <w:t xml:space="preserve">Solution: </w:t>
+      </w:r>
+      <w:r>
+        <w:rPr>
+          <w:b/>
+          <w:color w:val="1E7B1E"/>
+        </w:rPr>
+        <w:t xml:space="preserve">✅ Correct Answer: </w:t>
+      </w:r>
+      <w:r>
+        <w:rPr>
+          <w:b/>
+          <w:color w:val="1E7B1E"/>
+        </w:rPr>
+        <w:t>c</w:t>
+      </w:r>
+    </w:p>
+    <w:p>
+      <w:pPr>
+        <w:spacing w:after="20" w:before="0"/>
+      </w:pPr>
+      <w:r>
+        <w:rPr>
+          <w:b/>
+        </w:rPr>
+        <w:t xml:space="preserve">🧠 Clinical Rationale: </w:t>
+      </w:r>
+      <w:r>
+        <w:t>The tracing shows VARIABLE DECELERATION — an abrupt, V- or U-shaped drop in FHR with rapid onset and recovery, mirroring UMBILICAL CORD COMPRESSION. Early decelerations mirror the contraction (head compression); late decelerations start at the peak of the contraction and recover slowly (uteroplacental insufficiency); accelerations are benign increases.</w:t>
+      </w:r>
+    </w:p>
+    <w:p>
+      <w:pPr>
+        <w:spacing w:after="20" w:before="0"/>
+      </w:pPr>
+      <w:r>
+        <w:rPr>
+          <w:b/>
+        </w:rPr>
+        <w:t xml:space="preserve">🔍 Key Clues: </w:t>
+      </w:r>
+      <w:r>
+        <w:t>Abrupt V-shaped deceleration unrelated to contraction timing = cord compression.</w:t>
+      </w:r>
+    </w:p>
+    <w:p>
+      <w:pPr>
+        <w:spacing w:after="20" w:before="0"/>
+      </w:pPr>
+      <w:r>
+        <w:rPr>
+          <w:b/>
+        </w:rPr>
+        <w:t xml:space="preserve">🚨 Priority Principle: </w:t>
+      </w:r>
+      <w:r>
+        <w:t>Mother-and-baby safety first — prevent complications before they occur and act promptly when they do.</w:t>
+      </w:r>
+    </w:p>
+    <w:p>
+      <w:pPr>
+        <w:spacing w:after="20" w:before="0"/>
+      </w:pPr>
+      <w:r>
+        <w:rPr>
+          <w:b/>
+        </w:rPr>
+        <w:t xml:space="preserve">❌ Why Not Other Options: </w:t>
+      </w:r>
+      <w:r>
+        <w:t>a — Early = mirror-image of contraction (head compression). | b — Late = nadir after contraction peak (placental insufficiency). | d — Acceleration is a rise, not a drop.</w:t>
+      </w:r>
+    </w:p>
+    <w:p>
+      <w:pPr>
+        <w:spacing w:after="20" w:before="0"/>
+      </w:pPr>
+      <w:r>
+        <w:rPr>
+          <w:b/>
+          <w:color w:val="B45F06"/>
+        </w:rPr>
+        <w:t xml:space="preserve">⚠️ Exam Trap: </w:t>
+      </w:r>
+      <w:r>
+        <w:t>Variable decelerations: change maternal position, give O₂, and look for cord prolapse.</w:t>
+      </w:r>
+    </w:p>
+    <w:p>
+      <w:pPr>
+        <w:spacing w:after="20" w:before="0"/>
+      </w:pPr>
+      <w:r>
+        <w:rPr>
+          <w:b/>
+        </w:rPr>
+        <w:t xml:space="preserve">🩺 Clinical Thinking: </w:t>
+      </w:r>
+      <w:r>
+        <w:t>Recall (the key fact) → Connect (related high-yield facts) → Apply (exam context).</w:t>
+      </w:r>
+    </w:p>
+    <w:p>
+      <w:pPr>
+        <w:spacing w:after="20" w:before="0"/>
+      </w:pPr>
+      <w:r>
+        <w:rPr>
+          <w:b/>
+          <w:color w:val="1F3A5F"/>
+        </w:rPr>
+        <w:t xml:space="preserve">💎 PNC Pearl: </w:t>
+      </w:r>
+      <w:r>
+        <w:t>V-shaped abrupt dips = variable (cord).</w:t>
       </w:r>
     </w:p>
     <w:p>
